--- a/Volume 1/Chapter 04 - Databases/SPA_Vol1_Ch4_Project1a_Database_Backed_Contact_Manager_EXTENDED.docx
+++ b/Volume 1/Chapter 04 - Databases/SPA_Vol1_Ch4_Project1a_Database_Backed_Contact_Manager_EXTENDED.docx
@@ -1429,9 +1429,156 @@
     </w:p>
     <w:p>
       <w:pPr>
+        <w:keepNext/>
+      </w:pPr>
+      <w:r>
+        <w:t>Next, let the tools create the Rust and Solidity project files, as in Lesson 4.0a. Remember, Cargo.toml describes the project: cargo init names it contactmanager, and cargo add pins the mysql crate at exactly 28.0.3. The Connector Setup below deletes the starter src\main.rs after cargo fetch, because each program is its own file in src\bin. Remember, forge init makes the Solidity project; --empty leaves out the sample files, and --force lets it run in the folder you just made.</w:t>
+      </w:r>
+    </w:p>
+    <w:p>
+      <w:pPr>
+        <w:keepNext/>
+      </w:pPr>
+    </w:p>
+    <w:p>
+      <w:pPr>
+        <w:pStyle w:val="CommandBlock"/>
+        <w:keepNext/>
+      </w:pPr>
+      <w:r>
+        <w:t>cargo init .\rust --name contactmanager --vcs none</w:t>
+      </w:r>
+    </w:p>
+    <w:p>
+      <w:pPr>
+        <w:pStyle w:val="CommandBlock"/>
+        <w:keepNext/>
+      </w:pPr>
+      <w:r>
+        <w:t>cargo add --manifest-path .\rust\Cargo.toml mysql@=28.0.3</w:t>
+      </w:r>
+    </w:p>
+    <w:p>
+      <w:pPr>
+        <w:pStyle w:val="CommandBlock"/>
+      </w:pPr>
+      <w:r>
+        <w:t>forge init .\solidity --empty --no-git --offline --force</w:t>
+      </w:r>
+    </w:p>
+    <w:p>
+      <w:pPr>
+        <w:keepNext/>
+      </w:pPr>
+    </w:p>
+    <w:p>
+      <w:r>
+        <w:t>Then type the Solidity project's settings file, foundry.toml: fs_permissions lets vm.readFile read the project folder, the folder above the Solidity root, where the command files are, and nothing else. As in Chapter 1, notepad .\solidity\foundry.toml opens the file forge init wrote: replace its text with the file below, save it with Ctrl+S, and close Notepad.</w:t>
+      </w:r>
+    </w:p>
+    <w:p>
+      <w:pPr>
+        <w:keepNext/>
+      </w:pPr>
+    </w:p>
+    <w:p>
+      <w:pPr>
         <w:pStyle w:val="Heading3"/>
       </w:pPr>
       <w:r>
+        <w:t>solidity/foundry.toml</w:t>
+      </w:r>
+    </w:p>
+    <w:p>
+      <w:pPr>
+        <w:pStyle w:val="SourceCode"/>
+        <w:keepNext/>
+      </w:pPr>
+      <w:r>
+        <w:t>[profile.default]</w:t>
+      </w:r>
+    </w:p>
+    <w:p>
+      <w:pPr>
+        <w:pStyle w:val="SourceCode"/>
+        <w:keepNext/>
+      </w:pPr>
+      <w:r>
+        <w:t># The files in script/ are the only Solidity sources in this project.</w:t>
+      </w:r>
+    </w:p>
+    <w:p>
+      <w:pPr>
+        <w:pStyle w:val="SourceCode"/>
+        <w:keepNext/>
+      </w:pPr>
+      <w:r>
+        <w:t>src = "script"</w:t>
+      </w:r>
+    </w:p>
+    <w:p>
+      <w:pPr>
+        <w:pStyle w:val="SourceCode"/>
+        <w:keepNext/>
+      </w:pPr>
+      <w:r>
+        <w:t># forge install puts forge-std in lib/.</w:t>
+      </w:r>
+    </w:p>
+    <w:p>
+      <w:pPr>
+        <w:pStyle w:val="SourceCode"/>
+        <w:keepNext/>
+      </w:pPr>
+      <w:r>
+        <w:t>libs = ["lib"]</w:t>
+      </w:r>
+    </w:p>
+    <w:p>
+      <w:pPr>
+        <w:pStyle w:val="SourceCode"/>
+        <w:keepNext/>
+      </w:pPr>
+      <w:r>
+        <w:t># vm.readFile may read only inside the project folder, the folder above</w:t>
+      </w:r>
+    </w:p>
+    <w:p>
+      <w:pPr>
+        <w:pStyle w:val="SourceCode"/>
+        <w:keepNext/>
+      </w:pPr>
+      <w:r>
+        <w:t># the Solidity root ("../"), where the command files are, and nowhere</w:t>
+      </w:r>
+    </w:p>
+    <w:p>
+      <w:pPr>
+        <w:pStyle w:val="SourceCode"/>
+        <w:keepNext/>
+      </w:pPr>
+      <w:r>
+        <w:t># else; the scripts write no files.</w:t>
+      </w:r>
+    </w:p>
+    <w:p>
+      <w:pPr>
+        <w:pStyle w:val="SourceCode"/>
+      </w:pPr>
+      <w:r>
+        <w:t>fs_permissions = [{ access = "read", path = "../" }]</w:t>
+      </w:r>
+    </w:p>
+    <w:p>
+      <w:pPr>
+        <w:keepNext/>
+      </w:pPr>
+    </w:p>
+    <w:p>
+      <w:pPr>
+        <w:pStyle w:val="Heading3"/>
+      </w:pPr>
+      <w:r>
         <w:t>Linux or macOS Project Setup</w:t>
       </w:r>
     </w:p>
@@ -1489,8 +1636,62 @@
       </w:pPr>
     </w:p>
     <w:p>
-      <w:r>
-        <w:t>Save each source and supporting file from this project into the matching path in the project layout. As in Chapter 1, notepad .\rust\Cargo.toml creates and opens one: choose Yes, type the file, save it with Ctrl+S, and close Notepad (on Linux or macOS, nano ./rust/Cargo.toml: type the file, then save and close it with Ctrl+O, Enter, then Ctrl+X). The Linux commands leave out the assembly folder, because Linux Assembly is deferred.</w:t>
+      <w:pPr>
+        <w:keepNext/>
+      </w:pPr>
+      <w:r>
+        <w:t>Then create the Rust and Solidity project files with the same commands as on Windows.</w:t>
+      </w:r>
+    </w:p>
+    <w:p>
+      <w:pPr>
+        <w:keepNext/>
+      </w:pPr>
+    </w:p>
+    <w:p>
+      <w:pPr>
+        <w:pStyle w:val="CommandBlock"/>
+        <w:keepNext/>
+      </w:pPr>
+      <w:r>
+        <w:t>cargo init ./rust --name contactmanager --vcs none</w:t>
+      </w:r>
+    </w:p>
+    <w:p>
+      <w:pPr>
+        <w:pStyle w:val="CommandBlock"/>
+        <w:keepNext/>
+      </w:pPr>
+      <w:r>
+        <w:t>cargo add --manifest-path ./rust/Cargo.toml mysql@=28.0.3</w:t>
+      </w:r>
+    </w:p>
+    <w:p>
+      <w:pPr>
+        <w:pStyle w:val="CommandBlock"/>
+      </w:pPr>
+      <w:r>
+        <w:t>forge init ./solidity --empty --no-git --offline --force</w:t>
+      </w:r>
+    </w:p>
+    <w:p>
+      <w:pPr>
+        <w:keepNext/>
+      </w:pPr>
+    </w:p>
+    <w:p>
+      <w:r>
+        <w:t>Type solidity/foundry.toml exactly as shown in the Windows setup.</w:t>
+      </w:r>
+    </w:p>
+    <w:p>
+      <w:pPr>
+        <w:keepNext/>
+      </w:pPr>
+    </w:p>
+    <w:p>
+      <w:r>
+        <w:t>You save each source file in its language's section below, as each is shown. As in Chapter 1, notepad .\rust\src\bin\basic_contacts.rs creates and opens one: choose Yes, type the file, save it with Ctrl+S, and close Notepad (on Linux or macOS, nano ./rust/src/bin/basic_contacts.rs: type the file, then save and close it with Ctrl+O, Enter, then Ctrl+X). The Linux commands leave out the assembly folder, because Linux Assembly is deferred.</w:t>
       </w:r>
     </w:p>
     <w:p>
@@ -1571,6 +1772,15 @@
         <w:keepNext/>
       </w:pPr>
       <w:r>
+        <w:t>Remove-Item .\rust\src\main.rs</w:t>
+      </w:r>
+    </w:p>
+    <w:p>
+      <w:pPr>
+        <w:pStyle w:val="CommandBlock"/>
+        <w:keepNext/>
+      </w:pPr>
+      <w:r>
         <w:t>curl.exe -fsSL -o .\vendor\mysql-1.9.0.tar `</w:t>
       </w:r>
     </w:p>
@@ -1637,6 +1847,15 @@
         <w:keepNext/>
       </w:pPr>
       <w:r>
+        <w:t>rm ./rust/src/main.rs</w:t>
+      </w:r>
+    </w:p>
+    <w:p>
+      <w:pPr>
+        <w:pStyle w:val="CommandBlock"/>
+        <w:keepNext/>
+      </w:pPr>
+      <w:r>
         <w:t>curl -fsSL -o ./vendor/mysql-1.9.0.tar \</w:t>
       </w:r>
     </w:p>
@@ -53828,7 +54047,7 @@
     </w:p>
     <w:p>
       <w:r>
-        <w:t>Cargo.toml names the Rust project, contactmanager, and pins the mysql crate at exactly 28.0.3; its two programs are basic_contacts and contacts. foundry.toml is the Solidity project's settings file: fs_permissions lets vm.readFile read the project folder, the folder above the Solidity root, where the command files are, and nothing else.</w:t>
+        <w:t>This is the file the setup commands wrote, shown here so you can check yours. Cargo.toml names the Rust project, contactmanager, and pins the mysql crate at exactly 28.0.3; its two programs are basic_contacts and contacts. Yours has no comment lines, and its blank lines may differ; the comments here explain each part.</w:t>
       </w:r>
     </w:p>
     <w:p>
@@ -53949,104 +54168,6 @@
       </w:pPr>
       <w:r>
         <w:t>mysql = "=28.0.3"</w:t>
-      </w:r>
-    </w:p>
-    <w:p>
-      <w:pPr>
-        <w:keepNext/>
-      </w:pPr>
-    </w:p>
-    <w:p>
-      <w:pPr>
-        <w:keepNext/>
-      </w:pPr>
-    </w:p>
-    <w:p>
-      <w:pPr>
-        <w:pStyle w:val="Heading2"/>
-      </w:pPr>
-      <w:r>
-        <w:t>solidity/foundry.toml</w:t>
-      </w:r>
-    </w:p>
-    <w:p>
-      <w:pPr>
-        <w:pStyle w:val="SourceCode"/>
-        <w:keepNext/>
-      </w:pPr>
-      <w:r>
-        <w:t>[profile.default]</w:t>
-      </w:r>
-    </w:p>
-    <w:p>
-      <w:pPr>
-        <w:pStyle w:val="SourceCode"/>
-        <w:keepNext/>
-      </w:pPr>
-      <w:r>
-        <w:t># The files in script/ are the only Solidity sources in this project.</w:t>
-      </w:r>
-    </w:p>
-    <w:p>
-      <w:pPr>
-        <w:pStyle w:val="SourceCode"/>
-        <w:keepNext/>
-      </w:pPr>
-      <w:r>
-        <w:t>src = "script"</w:t>
-      </w:r>
-    </w:p>
-    <w:p>
-      <w:pPr>
-        <w:pStyle w:val="SourceCode"/>
-        <w:keepNext/>
-      </w:pPr>
-      <w:r>
-        <w:t># forge install puts forge-std in lib/.</w:t>
-      </w:r>
-    </w:p>
-    <w:p>
-      <w:pPr>
-        <w:pStyle w:val="SourceCode"/>
-        <w:keepNext/>
-      </w:pPr>
-      <w:r>
-        <w:t>libs = ["lib"]</w:t>
-      </w:r>
-    </w:p>
-    <w:p>
-      <w:pPr>
-        <w:pStyle w:val="SourceCode"/>
-        <w:keepNext/>
-      </w:pPr>
-      <w:r>
-        <w:t># vm.readFile may read only inside the project folder, the folder above</w:t>
-      </w:r>
-    </w:p>
-    <w:p>
-      <w:pPr>
-        <w:pStyle w:val="SourceCode"/>
-        <w:keepNext/>
-      </w:pPr>
-      <w:r>
-        <w:t># the Solidity root ("../"), where the command files are, and nowhere</w:t>
-      </w:r>
-    </w:p>
-    <w:p>
-      <w:pPr>
-        <w:pStyle w:val="SourceCode"/>
-        <w:keepNext/>
-      </w:pPr>
-      <w:r>
-        <w:t># else; the scripts write no files.</w:t>
-      </w:r>
-    </w:p>
-    <w:p>
-      <w:pPr>
-        <w:pStyle w:val="SourceCode"/>
-      </w:pPr>
-      <w:r>
-        <w:t>fs_permissions = [{ access = "read", path = "../" }]</w:t>
       </w:r>
     </w:p>
     <w:p>
@@ -57271,31 +57392,31 @@
       </w:rPr>
     </w:lvl>
   </w:abstractNum>
-  <w:num w:numId="1" w16cid:durableId="621688245">
+  <w:num w:numId="1" w16cid:durableId="1209800187">
     <w:abstractNumId w:val="8"/>
   </w:num>
-  <w:num w:numId="2" w16cid:durableId="395275692">
+  <w:num w:numId="2" w16cid:durableId="1768303699">
     <w:abstractNumId w:val="6"/>
   </w:num>
-  <w:num w:numId="3" w16cid:durableId="2091391728">
+  <w:num w:numId="3" w16cid:durableId="1845392026">
     <w:abstractNumId w:val="5"/>
   </w:num>
-  <w:num w:numId="4" w16cid:durableId="291058872">
+  <w:num w:numId="4" w16cid:durableId="825558595">
     <w:abstractNumId w:val="4"/>
   </w:num>
-  <w:num w:numId="5" w16cid:durableId="493758934">
+  <w:num w:numId="5" w16cid:durableId="2008483393">
     <w:abstractNumId w:val="7"/>
   </w:num>
-  <w:num w:numId="6" w16cid:durableId="155079196">
+  <w:num w:numId="6" w16cid:durableId="2121221710">
     <w:abstractNumId w:val="3"/>
   </w:num>
-  <w:num w:numId="7" w16cid:durableId="882985818">
+  <w:num w:numId="7" w16cid:durableId="266734724">
     <w:abstractNumId w:val="2"/>
   </w:num>
-  <w:num w:numId="8" w16cid:durableId="286737841">
+  <w:num w:numId="8" w16cid:durableId="1149588616">
     <w:abstractNumId w:val="1"/>
   </w:num>
-  <w:num w:numId="9" w16cid:durableId="1855532480">
+  <w:num w:numId="9" w16cid:durableId="2082168175">
     <w:abstractNumId w:val="0"/>
   </w:num>
 </w:numbering>

--- a/Volume 1/Chapter 04 - Databases/SPA_Vol1_Ch4_Project1a_Database_Backed_Contact_Manager_EXTENDED.docx
+++ b/Volume 1/Chapter 04 - Databases/SPA_Vol1_Ch4_Project1a_Database_Backed_Contact_Manager_EXTENDED.docx
@@ -254,7 +254,7 @@
         <w:keepNext/>
       </w:pPr>
       <w:r>
-        <w:t>contact_groups, FOREIGN KEY, LEFT JOIN    Lesson 4.11a: Joins</w:t>
+        <w:t>the groups table, FOREIGN KEY, LEFT JOIN  Lesson 4.11a: Joins</w:t>
       </w:r>
     </w:p>
     <w:p>
@@ -422,7 +422,7 @@
         <w:pStyle w:val="ListBullet"/>
       </w:pPr>
       <w:r>
-        <w:t>Remember, the project keeps its contacts in its own database, spa_contact_manager, never in spa_contacts, which every lesson's Data Reset wipes. At every start each program connects to the server alone, sends CREATE DATABASE IF NOT EXISTS, then connects to the database and sends CREATE TABLE IF NOT EXISTS for contact_groups and then contacts, with the index on name written inside CREATE TABLE. Nothing drops a table or deletes a row on its own (Chapter 4 Project).</w:t>
+        <w:t>Remember, the project keeps its contacts in its own database, spa_contact_manager, never in spa_contacts, which every lesson's Data Reset wipes. At every start each program connects to the server alone, sends CREATE DATABASE IF NOT EXISTS, then connects to the database and sends CREATE TABLE IF NOT EXISTS for its language's groups table and then its contacts table, with the index on name written inside CREATE TABLE. Nothing drops a table or deletes a row on its own (Chapter 4 Project).</w:t>
       </w:r>
     </w:p>
     <w:p>
@@ -430,7 +430,7 @@
         <w:pStyle w:val="ListBullet"/>
       </w:pPr>
       <w:r>
-        <w:t>Remember, the database is the only copy: no program keeps a list between commands. list, find, update, and delete each ask the server, so a second, separate run, in any language, finds what the first stored. The second line of every start, Contacts stored:, counts the contacts with COUNT(*).</w:t>
+        <w:t>Remember, the database is the only copy: no program keeps a list between commands. list, find, update, and delete each ask the server, so a second, separate run of the same language finds what the first stored. The second line of every start, Contacts stored:, counts the contacts with COUNT(*).</w:t>
       </w:r>
     </w:p>
     <w:p>
@@ -438,7 +438,10 @@
         <w:pStyle w:val="ListBullet"/>
       </w:pPr>
       <w:r>
-        <w:t>The same database serves every language. The Basic run of one language and the Production-Minded runs of another share it, as they share it in the Chapter 4 Project. To compare a language's screens with this project's line for line, start it from a new, empty database: Starting Over, in Project Setup.</w:t>
+        <w:t>Remember, each language has its own tables (Lesson 4.4a): Assembly's are contacts_assembly and contact_groups_assembly, Rust's contacts_rust and contact_groups_rust, and Erlang's contacts_erlang and contact_groups_erlang, all in spa_contact_manager, beside the Chapter 4 Project's. A language's Basic and Production-Minded programs share its two tables, so the Production-Minded run finds what the Basic run stored, and no language ever sees another's contacts. To compare a language's screens with this project'</w:t>
+      </w:r>
+      <w:r>
+        <w:t>s line for line, start it from empty tables: Starting Over, in Project Setup.</w:t>
       </w:r>
     </w:p>
     <w:p>
@@ -520,7 +523,7 @@
         <w:pStyle w:val="ListBullet"/>
       </w:pPr>
       <w:r>
-        <w:t>add_contact_in_group starts a transaction, asks SELECT id FROM contact_groups WHERE name = ?, inserts the group when no row came back, inserts the contact with that group_id, and commits. When a statement is refused, it reports the Error line and rolls back, so a new group with no contact is never kept. Each connector does it its own way:</w:t>
+        <w:t>add_contact_in_group starts a transaction, asks SELECT id FROM contact_groups_assembly WHERE name = ? (each language asks its own groups table), inserts the group when no row came back, inserts the contact with that group_id, and commits. When a statement is refused, it reports the Error line and rolls back, so a new group with no contact is never kept. Each connector does it its own way:</w:t>
       </w:r>
     </w:p>
     <w:p>
@@ -789,7 +792,7 @@
         <w:pStyle w:val="RequiredOutput"/>
       </w:pPr>
       <w:r>
-        <w:t>DROP DATABASE (Starting Over)       stop anvil: the whole chain is gone</w:t>
+        <w:t>DROP TABLE (Starting Over)          stop anvil: the whole chain is gone</w:t>
       </w:r>
     </w:p>
     <w:p>
@@ -988,7 +991,10 @@
         <w:pStyle w:val="ListBullet"/>
       </w:pPr>
       <w:r>
-        <w:t>The Assembly, Rust, and Erlang programs connect to 127.0.0.1, port 3306, as devuser, with the password from SPA_DB_PASSWORD, and keep their contacts in spa_contact_manager. At every start they run CREATE DATABASE IF NOT EXISTS and CREATE TABLE IF NOT EXISTS for contact_groups and contacts, print Database ready: spa_contact_manager and Contacts stored: with the count, and never drop a table or delete a row on their own.</w:t>
+        <w:t>The Assembly, Rust, and Erlang programs connect to 127.0.0.1, port 3306, as devuser, with the password from SPA_DB_PASSWORD, and keep their contacts in spa_contact_manager. At every start they run CREATE DATABASE IF NOT EXISTS and CREATE TABLE IF NOT EXISTS for their language's own two tables (contact_groups_assembly and contacts_assembly in Assembly, contact_groups_rust and contacts_rust in Rust, contact_groups_erlang and contacts_erlang in Erlang), print Database ready: spa_contact_manager and Contacts st</w:t>
+      </w:r>
+      <w:r>
+        <w:t>ored: with the count, and never drop a table or delete a row on their own.</w:t>
       </w:r>
     </w:p>
     <w:p>
@@ -1004,7 +1010,7 @@
         <w:pStyle w:val="ListBullet"/>
       </w:pPr>
       <w:r>
-        <w:t>Every value is validated before it is sent and is sent as a parameter. Every Error line goes to the error stream, a refused command changes nothing, and every run that reaches quit ends with exit code 0; a failed start ends with exit code 1. They print exactly the lines of the Chapter 4 Project and leave the same rows in the database.</w:t>
+        <w:t>Every value is validated before it is sent and is sent as a parameter. Every Error line goes to the error stream, a refused command changes nothing, and every run that reaches quit ends with exit code 0; a failed start ends with exit code 1. They print exactly the lines of the Chapter 4 Project and leave the same rows in their own tables.</w:t>
       </w:r>
     </w:p>
     <w:p>
@@ -2812,10 +2818,10 @@
     </w:p>
     <w:p>
       <w:r>
-        <w:t>You never need this step to use the Contact Manager: its contacts are meant to stay. Use it only before you run another language, if you want that language's screens to match this project's line for line. It drops spa_contact_manager, with every contact and group in it; the next program you run creates the database and its tables again, empty. Remember, DROP DATABASE IF EXISTS does nothing when the database is not there, and MYSQL_PWD gives the mysql client the password for these lines only (Lesson 4.0). So</w:t>
-      </w:r>
-      <w:r>
-        <w:t>lidity starts over its own way: its section stops anvil, and a new anvil starts with an empty chain.</w:t>
+        <w:t xml:space="preserve">You never need this step to use the Contact Manager: its contacts are meant to stay. Use it only before you run a language again, if you want its screens to match this project's line for line. It drops the Assembly, Rust, and Erlang tables, with every contact and group in them, and leaves the database and the Chapter 4 Project's tables alone; the next program you run creates its language's tables again, empty. Each pair of lines drops one language's tables, contacts first, because its FOREIGN KEY names the </w:t>
+      </w:r>
+      <w:r>
+        <w:t>groups table; run only your language's pair to keep the others. Remember, DROP TABLE IF EXISTS does nothing when the table is not there, a name written database.table names a table in that database (Lesson 4.4a), and MYSQL_PWD gives the mysql client the password for these lines only (Lesson 4.0). Solidity starts over its own way: its section stops anvil, and a new anvil starts with an empty chain.</w:t>
       </w:r>
     </w:p>
     <w:p>
@@ -2864,12 +2870,102 @@
         <w:keepNext/>
       </w:pPr>
       <w:r>
-        <w:t xml:space="preserve">    -e "DROP DATABASE IF EXISTS spa_contact_manager"</w:t>
+        <w:t xml:space="preserve">    -e "DROP TABLE IF EXISTS spa_contact_manager.contacts_assembly"</w:t>
       </w:r>
     </w:p>
     <w:p>
       <w:pPr>
         <w:pStyle w:val="CommandBlock"/>
+        <w:keepNext/>
+      </w:pPr>
+      <w:r>
+        <w:t>&amp; $mysql -u devuser -h 127.0.0.1 -P 3306 `</w:t>
+      </w:r>
+    </w:p>
+    <w:p>
+      <w:pPr>
+        <w:pStyle w:val="CommandBlock"/>
+        <w:keepNext/>
+      </w:pPr>
+      <w:r>
+        <w:t xml:space="preserve">    -e "DROP TABLE IF EXISTS spa_contact_manager.contact_groups_assembly"</w:t>
+      </w:r>
+    </w:p>
+    <w:p>
+      <w:pPr>
+        <w:pStyle w:val="CommandBlock"/>
+        <w:keepNext/>
+      </w:pPr>
+      <w:r>
+        <w:t>&amp; $mysql -u devuser -h 127.0.0.1 -P 3306 `</w:t>
+      </w:r>
+    </w:p>
+    <w:p>
+      <w:pPr>
+        <w:pStyle w:val="CommandBlock"/>
+        <w:keepNext/>
+      </w:pPr>
+      <w:r>
+        <w:t xml:space="preserve">    -e "DROP TABLE IF EXISTS spa_contact_manager.contacts_rust"</w:t>
+      </w:r>
+    </w:p>
+    <w:p>
+      <w:pPr>
+        <w:pStyle w:val="CommandBlock"/>
+        <w:keepNext/>
+      </w:pPr>
+      <w:r>
+        <w:t>&amp; $mysql -u devuser -h 127.0.0.1 -P 3306 `</w:t>
+      </w:r>
+    </w:p>
+    <w:p>
+      <w:pPr>
+        <w:pStyle w:val="CommandBlock"/>
+        <w:keepNext/>
+      </w:pPr>
+      <w:r>
+        <w:t xml:space="preserve">    -e "DROP TABLE IF EXISTS spa_contact_manager.contact_groups_rust"</w:t>
+      </w:r>
+    </w:p>
+    <w:p>
+      <w:pPr>
+        <w:pStyle w:val="CommandBlock"/>
+        <w:keepNext/>
+      </w:pPr>
+      <w:r>
+        <w:t>&amp; $mysql -u devuser -h 127.0.0.1 -P 3306 `</w:t>
+      </w:r>
+    </w:p>
+    <w:p>
+      <w:pPr>
+        <w:pStyle w:val="CommandBlock"/>
+        <w:keepNext/>
+      </w:pPr>
+      <w:r>
+        <w:t xml:space="preserve">    -e "DROP TABLE IF EXISTS spa_contact_manager.contacts_erlang"</w:t>
+      </w:r>
+    </w:p>
+    <w:p>
+      <w:pPr>
+        <w:pStyle w:val="CommandBlock"/>
+        <w:keepNext/>
+      </w:pPr>
+      <w:r>
+        <w:t>&amp; $mysql -u devuser -h 127.0.0.1 -P 3306 `</w:t>
+      </w:r>
+    </w:p>
+    <w:p>
+      <w:pPr>
+        <w:pStyle w:val="CommandBlock"/>
+        <w:keepNext/>
+      </w:pPr>
+      <w:r>
+        <w:t xml:space="preserve">    -e "DROP TABLE IF EXISTS spa_contact_manager.contact_groups_erlang"</w:t>
+      </w:r>
+    </w:p>
+    <w:p>
+      <w:pPr>
+        <w:pStyle w:val="CommandBlock"/>
       </w:pPr>
       <w:r>
         <w:t>Remove-Item Env:MYSQL_PWD</w:t>
@@ -2912,12 +3008,102 @@
         <w:keepNext/>
       </w:pPr>
       <w:r>
-        <w:t xml:space="preserve">    -e "DROP DATABASE IF EXISTS spa_contact_manager"</w:t>
+        <w:t xml:space="preserve">    -e "DROP TABLE IF EXISTS spa_contact_manager.contacts_assembly"</w:t>
       </w:r>
     </w:p>
     <w:p>
       <w:pPr>
         <w:pStyle w:val="CommandBlock"/>
+        <w:keepNext/>
+      </w:pPr>
+      <w:r>
+        <w:t>mysql -u devuser -h 127.0.0.1 -P 3306 \</w:t>
+      </w:r>
+    </w:p>
+    <w:p>
+      <w:pPr>
+        <w:pStyle w:val="CommandBlock"/>
+        <w:keepNext/>
+      </w:pPr>
+      <w:r>
+        <w:t xml:space="preserve">    -e "DROP TABLE IF EXISTS spa_contact_manager.contact_groups_assembly"</w:t>
+      </w:r>
+    </w:p>
+    <w:p>
+      <w:pPr>
+        <w:pStyle w:val="CommandBlock"/>
+        <w:keepNext/>
+      </w:pPr>
+      <w:r>
+        <w:t>mysql -u devuser -h 127.0.0.1 -P 3306 \</w:t>
+      </w:r>
+    </w:p>
+    <w:p>
+      <w:pPr>
+        <w:pStyle w:val="CommandBlock"/>
+        <w:keepNext/>
+      </w:pPr>
+      <w:r>
+        <w:t xml:space="preserve">    -e "DROP TABLE IF EXISTS spa_contact_manager.contacts_rust"</w:t>
+      </w:r>
+    </w:p>
+    <w:p>
+      <w:pPr>
+        <w:pStyle w:val="CommandBlock"/>
+        <w:keepNext/>
+      </w:pPr>
+      <w:r>
+        <w:t>mysql -u devuser -h 127.0.0.1 -P 3306 \</w:t>
+      </w:r>
+    </w:p>
+    <w:p>
+      <w:pPr>
+        <w:pStyle w:val="CommandBlock"/>
+        <w:keepNext/>
+      </w:pPr>
+      <w:r>
+        <w:t xml:space="preserve">    -e "DROP TABLE IF EXISTS spa_contact_manager.contact_groups_rust"</w:t>
+      </w:r>
+    </w:p>
+    <w:p>
+      <w:pPr>
+        <w:pStyle w:val="CommandBlock"/>
+        <w:keepNext/>
+      </w:pPr>
+      <w:r>
+        <w:t>mysql -u devuser -h 127.0.0.1 -P 3306 \</w:t>
+      </w:r>
+    </w:p>
+    <w:p>
+      <w:pPr>
+        <w:pStyle w:val="CommandBlock"/>
+        <w:keepNext/>
+      </w:pPr>
+      <w:r>
+        <w:t xml:space="preserve">    -e "DROP TABLE IF EXISTS spa_contact_manager.contacts_erlang"</w:t>
+      </w:r>
+    </w:p>
+    <w:p>
+      <w:pPr>
+        <w:pStyle w:val="CommandBlock"/>
+        <w:keepNext/>
+      </w:pPr>
+      <w:r>
+        <w:t>mysql -u devuser -h 127.0.0.1 -P 3306 \</w:t>
+      </w:r>
+    </w:p>
+    <w:p>
+      <w:pPr>
+        <w:pStyle w:val="CommandBlock"/>
+        <w:keepNext/>
+      </w:pPr>
+      <w:r>
+        <w:t xml:space="preserve">    -e "DROP TABLE IF EXISTS spa_contact_manager.contact_groups_erlang"</w:t>
+      </w:r>
+    </w:p>
+    <w:p>
+      <w:pPr>
+        <w:pStyle w:val="CommandBlock"/>
       </w:pPr>
       <w:r>
         <w:t>unset MYSQL_PWD</w:t>
@@ -3653,55 +3839,71 @@
         <w:pStyle w:val="SourceCode"/>
       </w:pPr>
       <w:r>
-        <w:t xml:space="preserve">    ; removes a saved row. The Basic version adds no groups, but it</w:t>
-      </w:r>
-    </w:p>
-    <w:p>
-      <w:pPr>
-        <w:pStyle w:val="SourceCode"/>
-      </w:pPr>
-      <w:r>
-        <w:t xml:space="preserve">    ; creates contact_groups and group_id too, because the</w:t>
-      </w:r>
-    </w:p>
-    <w:p>
-      <w:pPr>
-        <w:pStyle w:val="SourceCode"/>
-      </w:pPr>
-      <w:r>
-        <w:t xml:space="preserve">    ; Production-Minded version shares this database: IF NOT EXISTS would</w:t>
-      </w:r>
-    </w:p>
-    <w:p>
-      <w:pPr>
-        <w:pStyle w:val="SourceCode"/>
-      </w:pPr>
-      <w:r>
-        <w:t xml:space="preserve">    ; never add them later. INDEX idx_contacts_name (name) is Lesson</w:t>
-      </w:r>
-    </w:p>
-    <w:p>
-      <w:pPr>
-        <w:pStyle w:val="SourceCode"/>
-      </w:pPr>
-      <w:r>
-        <w:t xml:space="preserve">    ; 4.12a's index on name, written inside CREATE TABLE so it is made with</w:t>
-      </w:r>
-    </w:p>
-    <w:p>
-      <w:pPr>
-        <w:pStyle w:val="SourceCode"/>
-      </w:pPr>
-      <w:r>
-        <w:t xml:space="preserve">    ; the table. Remember, db lines one after another join into one text,</w:t>
-      </w:r>
-    </w:p>
-    <w:p>
-      <w:pPr>
-        <w:pStyle w:val="SourceCode"/>
-      </w:pPr>
-      <w:r>
-        <w:t xml:space="preserve">    ; and each piece ends with its own space (Lesson 4.4a).</w:t>
+        <w:t xml:space="preserve">    ; removes a saved row. Remember, each language has its own tables</w:t>
+      </w:r>
+    </w:p>
+    <w:p>
+      <w:pPr>
+        <w:pStyle w:val="SourceCode"/>
+      </w:pPr>
+      <w:r>
+        <w:t xml:space="preserve">    ; (Lesson 4.4a): Assembly's are contacts_assembly and</w:t>
+      </w:r>
+    </w:p>
+    <w:p>
+      <w:pPr>
+        <w:pStyle w:val="SourceCode"/>
+      </w:pPr>
+      <w:r>
+        <w:t xml:space="preserve">    ; contact_groups_assembly. The Basic version adds no groups, but it</w:t>
+      </w:r>
+    </w:p>
+    <w:p>
+      <w:pPr>
+        <w:pStyle w:val="SourceCode"/>
+      </w:pPr>
+      <w:r>
+        <w:t xml:space="preserve">    ; creates contact_groups_assembly and group_id too, because the</w:t>
+      </w:r>
+    </w:p>
+    <w:p>
+      <w:pPr>
+        <w:pStyle w:val="SourceCode"/>
+      </w:pPr>
+      <w:r>
+        <w:t xml:space="preserve">    ; Production-Minded version shares these tables: IF NOT EXISTS would</w:t>
+      </w:r>
+    </w:p>
+    <w:p>
+      <w:pPr>
+        <w:pStyle w:val="SourceCode"/>
+      </w:pPr>
+      <w:r>
+        <w:t xml:space="preserve">    ; never add them later. INDEX idx_contacts_assembly_name (name) is</w:t>
+      </w:r>
+    </w:p>
+    <w:p>
+      <w:pPr>
+        <w:pStyle w:val="SourceCode"/>
+      </w:pPr>
+      <w:r>
+        <w:t xml:space="preserve">    ; Lesson 4.12a's index on name, written inside CREATE TABLE so it is</w:t>
+      </w:r>
+    </w:p>
+    <w:p>
+      <w:pPr>
+        <w:pStyle w:val="SourceCode"/>
+      </w:pPr>
+      <w:r>
+        <w:t xml:space="preserve">    ; made with the table. Remember, db lines one after another join into</w:t>
+      </w:r>
+    </w:p>
+    <w:p>
+      <w:pPr>
+        <w:pStyle w:val="SourceCode"/>
+      </w:pPr>
+      <w:r>
+        <w:t xml:space="preserve">    ; one text, and each piece ends with its own space (Lesson 4.4a).</w:t>
       </w:r>
     </w:p>
     <w:p>
@@ -3725,7 +3927,7 @@
         <w:pStyle w:val="SourceCode"/>
       </w:pPr>
       <w:r>
-        <w:t xml:space="preserve">    create_groups_sql db "CREATE TABLE IF NOT EXISTS contact_groups ("</w:t>
+        <w:t xml:space="preserve">    create_groups_sql db "CREATE TABLE IF NOT EXISTS contact_groups_assembly ("</w:t>
       </w:r>
     </w:p>
     <w:p>
@@ -3757,7 +3959,7 @@
         <w:pStyle w:val="SourceCode"/>
       </w:pPr>
       <w:r>
-        <w:t xml:space="preserve">    create_contacts_sql db "CREATE TABLE IF NOT EXISTS contacts ("</w:t>
+        <w:t xml:space="preserve">    create_contacts_sql db "CREATE TABLE IF NOT EXISTS contacts_assembly ("</w:t>
       </w:r>
     </w:p>
     <w:p>
@@ -3805,15 +4007,23 @@
         <w:pStyle w:val="SourceCode"/>
       </w:pPr>
       <w:r>
-        <w:t xml:space="preserve">                    db "INDEX idx_contacts_name (name), "</w:t>
-      </w:r>
-    </w:p>
-    <w:p>
-      <w:pPr>
-        <w:pStyle w:val="SourceCode"/>
-      </w:pPr>
-      <w:r>
-        <w:t xml:space="preserve">                    db "FOREIGN KEY (group_id) REFERENCES contact_groups (id)"</w:t>
+        <w:t xml:space="preserve">                    db "INDEX idx_contacts_assembly_name (name), "</w:t>
+      </w:r>
+    </w:p>
+    <w:p>
+      <w:pPr>
+        <w:pStyle w:val="SourceCode"/>
+      </w:pPr>
+      <w:r>
+        <w:t xml:space="preserve">                    db "FOREIGN KEY (group_id) "</w:t>
+      </w:r>
+    </w:p>
+    <w:p>
+      <w:pPr>
+        <w:pStyle w:val="SourceCode"/>
+      </w:pPr>
+      <w:r>
+        <w:t xml:space="preserve">                    db "REFERENCES contact_groups_assembly (id)"</w:t>
       </w:r>
     </w:p>
     <w:p>
@@ -3853,15 +4063,15 @@
         <w:pStyle w:val="SourceCode"/>
       </w:pPr>
       <w:r>
-        <w:t xml:space="preserve">    count_contacts_sql db "SELECT COUNT(*) AS total FROM contacts", 0</w:t>
-      </w:r>
-    </w:p>
-    <w:p>
-      <w:pPr>
-        <w:pStyle w:val="SourceCode"/>
-      </w:pPr>
-      <w:r>
-        <w:t xml:space="preserve">    by_name_sql     db "SELECT id, name, email, phone FROM contacts "</w:t>
+        <w:t xml:space="preserve">    count_contacts_sql db "SELECT COUNT(*) AS total FROM contacts_assembly", 0</w:t>
+      </w:r>
+    </w:p>
+    <w:p>
+      <w:pPr>
+        <w:pStyle w:val="SourceCode"/>
+      </w:pPr>
+      <w:r>
+        <w:t xml:space="preserve">    by_name_sql     db "SELECT id, name, email, phone FROM contacts_assembly "</w:t>
       </w:r>
     </w:p>
     <w:p>
@@ -3877,7 +4087,7 @@
         <w:pStyle w:val="SourceCode"/>
       </w:pPr>
       <w:r>
-        <w:t xml:space="preserve">    insert_contact_sql db "INSERT INTO contacts (name, email, phone) "</w:t>
+        <w:t xml:space="preserve">    insert_contact_sql db "INSERT INTO contacts_assembly (name, email, phone) "</w:t>
       </w:r>
     </w:p>
     <w:p>
@@ -9448,7 +9658,7 @@
         <w:pStyle w:val="ListBullet"/>
       </w:pPr>
       <w:r>
-        <w:t>Contacts stored: 0 proves a new database. If you ran the project before, in any language, it shows how many contacts the database already holds; see Starting Over in Project Setup.</w:t>
+        <w:t>Contacts stored: 0 proves new, empty tables. If you ran this language's programs before, it shows how many contacts its tables already hold; see Starting Over in Project Setup.</w:t>
       </w:r>
     </w:p>
     <w:p>
@@ -10531,39 +10741,55 @@
         <w:pStyle w:val="SourceCode"/>
       </w:pPr>
       <w:r>
-        <w:t xml:space="preserve">    ; drops a row. contact_groups comes first, because contacts' FOREIGN</w:t>
-      </w:r>
-    </w:p>
-    <w:p>
-      <w:pPr>
-        <w:pStyle w:val="SourceCode"/>
-      </w:pPr>
-      <w:r>
-        <w:t xml:space="preserve">    ; KEY names it (Lesson 4.11a). INDEX idx_contacts_name (name) is</w:t>
-      </w:r>
-    </w:p>
-    <w:p>
-      <w:pPr>
-        <w:pStyle w:val="SourceCode"/>
-      </w:pPr>
-      <w:r>
-        <w:t xml:space="preserve">    ; Lesson 4.12a's index, written inside CREATE TABLE, so it is made with</w:t>
-      </w:r>
-    </w:p>
-    <w:p>
-      <w:pPr>
-        <w:pStyle w:val="SourceCode"/>
-      </w:pPr>
-      <w:r>
-        <w:t xml:space="preserve">    ; the table, once. Remember, db lines one after another join into one</w:t>
-      </w:r>
-    </w:p>
-    <w:p>
-      <w:pPr>
-        <w:pStyle w:val="SourceCode"/>
-      </w:pPr>
-      <w:r>
-        <w:t xml:space="preserve">    ; text; mind the spaces (Lesson 4.4a).</w:t>
+        <w:t xml:space="preserve">    ; drops a row. Remember, each language has its own tables (Lesson</w:t>
+      </w:r>
+    </w:p>
+    <w:p>
+      <w:pPr>
+        <w:pStyle w:val="SourceCode"/>
+      </w:pPr>
+      <w:r>
+        <w:t xml:space="preserve">    ; 4.4a). contact_groups_assembly comes first, because the FOREIGN KEY</w:t>
+      </w:r>
+    </w:p>
+    <w:p>
+      <w:pPr>
+        <w:pStyle w:val="SourceCode"/>
+      </w:pPr>
+      <w:r>
+        <w:t xml:space="preserve">    ; of contacts_assembly names it (Lesson 4.11a). INDEX</w:t>
+      </w:r>
+    </w:p>
+    <w:p>
+      <w:pPr>
+        <w:pStyle w:val="SourceCode"/>
+      </w:pPr>
+      <w:r>
+        <w:t xml:space="preserve">    ; idx_contacts_assembly_name (name) is Lesson 4.12a's index, written</w:t>
+      </w:r>
+    </w:p>
+    <w:p>
+      <w:pPr>
+        <w:pStyle w:val="SourceCode"/>
+      </w:pPr>
+      <w:r>
+        <w:t xml:space="preserve">    ; inside CREATE TABLE, so it is made with the table, once. Remember,</w:t>
+      </w:r>
+    </w:p>
+    <w:p>
+      <w:pPr>
+        <w:pStyle w:val="SourceCode"/>
+      </w:pPr>
+      <w:r>
+        <w:t xml:space="preserve">    ; db lines one after another join into one text; mind the spaces</w:t>
+      </w:r>
+    </w:p>
+    <w:p>
+      <w:pPr>
+        <w:pStyle w:val="SourceCode"/>
+      </w:pPr>
+      <w:r>
+        <w:t xml:space="preserve">    ; (Lesson 4.4a).</w:t>
       </w:r>
     </w:p>
     <w:p>
@@ -10587,7 +10813,7 @@
         <w:pStyle w:val="SourceCode"/>
       </w:pPr>
       <w:r>
-        <w:t xml:space="preserve">    create_groups_sql db "CREATE TABLE IF NOT EXISTS contact_groups ("</w:t>
+        <w:t xml:space="preserve">    create_groups_sql db "CREATE TABLE IF NOT EXISTS contact_groups_assembly ("</w:t>
       </w:r>
     </w:p>
     <w:p>
@@ -10619,7 +10845,7 @@
         <w:pStyle w:val="SourceCode"/>
       </w:pPr>
       <w:r>
-        <w:t xml:space="preserve">    create_contacts_sql db "CREATE TABLE IF NOT EXISTS contacts ("</w:t>
+        <w:t xml:space="preserve">    create_contacts_sql db "CREATE TABLE IF NOT EXISTS contacts_assembly ("</w:t>
       </w:r>
     </w:p>
     <w:p>
@@ -10667,15 +10893,23 @@
         <w:pStyle w:val="SourceCode"/>
       </w:pPr>
       <w:r>
-        <w:t xml:space="preserve">                    db "INDEX idx_contacts_name (name), "</w:t>
-      </w:r>
-    </w:p>
-    <w:p>
-      <w:pPr>
-        <w:pStyle w:val="SourceCode"/>
-      </w:pPr>
-      <w:r>
-        <w:t xml:space="preserve">                    db "FOREIGN KEY (group_id) REFERENCES contact_groups (id)"</w:t>
+        <w:t xml:space="preserve">                    db "INDEX idx_contacts_assembly_name (name), "</w:t>
+      </w:r>
+    </w:p>
+    <w:p>
+      <w:pPr>
+        <w:pStyle w:val="SourceCode"/>
+      </w:pPr>
+      <w:r>
+        <w:t xml:space="preserve">                    db "FOREIGN KEY (group_id) "</w:t>
+      </w:r>
+    </w:p>
+    <w:p>
+      <w:pPr>
+        <w:pStyle w:val="SourceCode"/>
+      </w:pPr>
+      <w:r>
+        <w:t xml:space="preserve">                    db "REFERENCES contact_groups_assembly (id)"</w:t>
       </w:r>
     </w:p>
     <w:p>
@@ -10723,79 +10957,127 @@
         <w:pStyle w:val="SourceCode"/>
       </w:pPr>
       <w:r>
-        <w:t xml:space="preserve">    by_name_sql     db "SELECT contacts.id, contacts.name, contacts.email, "</w:t>
-      </w:r>
-    </w:p>
-    <w:p>
-      <w:pPr>
-        <w:pStyle w:val="SourceCode"/>
-      </w:pPr>
-      <w:r>
-        <w:t xml:space="preserve">                    db "contacts.phone, contact_groups.name AS group_name "</w:t>
-      </w:r>
-    </w:p>
-    <w:p>
-      <w:pPr>
-        <w:pStyle w:val="SourceCode"/>
-      </w:pPr>
-      <w:r>
-        <w:t xml:space="preserve">                    db "FROM contacts LEFT JOIN contact_groups "</w:t>
-      </w:r>
-    </w:p>
-    <w:p>
-      <w:pPr>
-        <w:pStyle w:val="SourceCode"/>
-      </w:pPr>
-      <w:r>
-        <w:t xml:space="preserve">                    db "ON contacts.group_id = contact_groups.id "</w:t>
-      </w:r>
-    </w:p>
-    <w:p>
-      <w:pPr>
-        <w:pStyle w:val="SourceCode"/>
-      </w:pPr>
-      <w:r>
-        <w:t xml:space="preserve">                    db "ORDER BY contacts.name, contacts.id", 0</w:t>
-      </w:r>
-    </w:p>
-    <w:p>
-      <w:pPr>
-        <w:pStyle w:val="SourceCode"/>
-      </w:pPr>
-      <w:r>
-        <w:t xml:space="preserve">    newest_first_sql db "SELECT contacts.id, contacts.name, contacts.email, "</w:t>
-      </w:r>
-    </w:p>
-    <w:p>
-      <w:pPr>
-        <w:pStyle w:val="SourceCode"/>
-      </w:pPr>
-      <w:r>
-        <w:t xml:space="preserve">                    db "contacts.phone, contact_groups.name AS group_name "</w:t>
-      </w:r>
-    </w:p>
-    <w:p>
-      <w:pPr>
-        <w:pStyle w:val="SourceCode"/>
-      </w:pPr>
-      <w:r>
-        <w:t xml:space="preserve">                    db "FROM contacts LEFT JOIN contact_groups "</w:t>
-      </w:r>
-    </w:p>
-    <w:p>
-      <w:pPr>
-        <w:pStyle w:val="SourceCode"/>
-      </w:pPr>
-      <w:r>
-        <w:t xml:space="preserve">                    db "ON contacts.group_id = contact_groups.id "</w:t>
-      </w:r>
-    </w:p>
-    <w:p>
-      <w:pPr>
-        <w:pStyle w:val="SourceCode"/>
-      </w:pPr>
-      <w:r>
-        <w:t xml:space="preserve">                    db "ORDER BY contacts.id DESC", 0</w:t>
+        <w:t xml:space="preserve">    by_name_sql     db "SELECT contacts_assembly.id, contacts_assembly.name, "</w:t>
+      </w:r>
+    </w:p>
+    <w:p>
+      <w:pPr>
+        <w:pStyle w:val="SourceCode"/>
+      </w:pPr>
+      <w:r>
+        <w:t xml:space="preserve">                    db "contacts_assembly.email, contacts_assembly.phone, "</w:t>
+      </w:r>
+    </w:p>
+    <w:p>
+      <w:pPr>
+        <w:pStyle w:val="SourceCode"/>
+      </w:pPr>
+      <w:r>
+        <w:t xml:space="preserve">                    db "contact_groups_assembly.name AS group_name "</w:t>
+      </w:r>
+    </w:p>
+    <w:p>
+      <w:pPr>
+        <w:pStyle w:val="SourceCode"/>
+      </w:pPr>
+      <w:r>
+        <w:t xml:space="preserve">                    db "FROM contacts_assembly "</w:t>
+      </w:r>
+    </w:p>
+    <w:p>
+      <w:pPr>
+        <w:pStyle w:val="SourceCode"/>
+      </w:pPr>
+      <w:r>
+        <w:t xml:space="preserve">                    db "LEFT JOIN contact_groups_assembly "</w:t>
+      </w:r>
+    </w:p>
+    <w:p>
+      <w:pPr>
+        <w:pStyle w:val="SourceCode"/>
+      </w:pPr>
+      <w:r>
+        <w:t xml:space="preserve">                    db "ON contacts_assembly.group_id = "</w:t>
+      </w:r>
+    </w:p>
+    <w:p>
+      <w:pPr>
+        <w:pStyle w:val="SourceCode"/>
+      </w:pPr>
+      <w:r>
+        <w:t xml:space="preserve">                    db "contact_groups_assembly.id "</w:t>
+      </w:r>
+    </w:p>
+    <w:p>
+      <w:pPr>
+        <w:pStyle w:val="SourceCode"/>
+      </w:pPr>
+      <w:r>
+        <w:t xml:space="preserve">                    db "ORDER BY contacts_assembly.name, contacts_assembly.id", 0</w:t>
+      </w:r>
+    </w:p>
+    <w:p>
+      <w:pPr>
+        <w:pStyle w:val="SourceCode"/>
+      </w:pPr>
+      <w:r>
+        <w:t xml:space="preserve">    newest_first_sql db "SELECT contacts_assembly.id, contacts_assembly.name, "</w:t>
+      </w:r>
+    </w:p>
+    <w:p>
+      <w:pPr>
+        <w:pStyle w:val="SourceCode"/>
+      </w:pPr>
+      <w:r>
+        <w:t xml:space="preserve">                    db "contacts_assembly.email, contacts_assembly.phone, "</w:t>
+      </w:r>
+    </w:p>
+    <w:p>
+      <w:pPr>
+        <w:pStyle w:val="SourceCode"/>
+      </w:pPr>
+      <w:r>
+        <w:t xml:space="preserve">                    db "contact_groups_assembly.name AS group_name "</w:t>
+      </w:r>
+    </w:p>
+    <w:p>
+      <w:pPr>
+        <w:pStyle w:val="SourceCode"/>
+      </w:pPr>
+      <w:r>
+        <w:t xml:space="preserve">                    db "FROM contacts_assembly "</w:t>
+      </w:r>
+    </w:p>
+    <w:p>
+      <w:pPr>
+        <w:pStyle w:val="SourceCode"/>
+      </w:pPr>
+      <w:r>
+        <w:t xml:space="preserve">                    db "LEFT JOIN contact_groups_assembly "</w:t>
+      </w:r>
+    </w:p>
+    <w:p>
+      <w:pPr>
+        <w:pStyle w:val="SourceCode"/>
+      </w:pPr>
+      <w:r>
+        <w:t xml:space="preserve">                    db "ON contacts_assembly.group_id = "</w:t>
+      </w:r>
+    </w:p>
+    <w:p>
+      <w:pPr>
+        <w:pStyle w:val="SourceCode"/>
+      </w:pPr>
+      <w:r>
+        <w:t xml:space="preserve">                    db "contact_groups_assembly.id "</w:t>
+      </w:r>
+    </w:p>
+    <w:p>
+      <w:pPr>
+        <w:pStyle w:val="SourceCode"/>
+      </w:pPr>
+      <w:r>
+        <w:t xml:space="preserve">                    db "ORDER BY contacts_assembly.id DESC", 0</w:t>
       </w:r>
     </w:p>
     <w:p>
@@ -10819,87 +11101,151 @@
         <w:pStyle w:val="SourceCode"/>
       </w:pPr>
       <w:r>
-        <w:t xml:space="preserve">    find_by_name_sql db "SELECT contacts.id, contacts.name, contacts.email, "</w:t>
-      </w:r>
-    </w:p>
-    <w:p>
-      <w:pPr>
-        <w:pStyle w:val="SourceCode"/>
-      </w:pPr>
-      <w:r>
-        <w:t xml:space="preserve">                    db "contacts.phone, contact_groups.name AS group_name "</w:t>
-      </w:r>
-    </w:p>
-    <w:p>
-      <w:pPr>
-        <w:pStyle w:val="SourceCode"/>
-      </w:pPr>
-      <w:r>
-        <w:t xml:space="preserve">                    db "FROM contacts LEFT JOIN contact_groups "</w:t>
-      </w:r>
-    </w:p>
-    <w:p>
-      <w:pPr>
-        <w:pStyle w:val="SourceCode"/>
-      </w:pPr>
-      <w:r>
-        <w:t xml:space="preserve">                    db "ON contacts.group_id = contact_groups.id "</w:t>
-      </w:r>
-    </w:p>
-    <w:p>
-      <w:pPr>
-        <w:pStyle w:val="SourceCode"/>
-      </w:pPr>
-      <w:r>
-        <w:t xml:space="preserve">                    db "WHERE contacts.name = ? ORDER BY contacts.id", 0</w:t>
-      </w:r>
-    </w:p>
-    <w:p>
-      <w:pPr>
-        <w:pStyle w:val="SourceCode"/>
-      </w:pPr>
-      <w:r>
-        <w:t xml:space="preserve">    find_by_email_sql db "SELECT contacts.id, contacts.name, contacts.email, "</w:t>
-      </w:r>
-    </w:p>
-    <w:p>
-      <w:pPr>
-        <w:pStyle w:val="SourceCode"/>
-      </w:pPr>
-      <w:r>
-        <w:t xml:space="preserve">                    db "contacts.phone, contact_groups.name AS group_name "</w:t>
-      </w:r>
-    </w:p>
-    <w:p>
-      <w:pPr>
-        <w:pStyle w:val="SourceCode"/>
-      </w:pPr>
-      <w:r>
-        <w:t xml:space="preserve">                    db "FROM contacts LEFT JOIN contact_groups "</w:t>
-      </w:r>
-    </w:p>
-    <w:p>
-      <w:pPr>
-        <w:pStyle w:val="SourceCode"/>
-      </w:pPr>
-      <w:r>
-        <w:t xml:space="preserve">                    db "ON contacts.group_id = contact_groups.id "</w:t>
-      </w:r>
-    </w:p>
-    <w:p>
-      <w:pPr>
-        <w:pStyle w:val="SourceCode"/>
-      </w:pPr>
-      <w:r>
-        <w:t xml:space="preserve">                    db "WHERE contacts.email LIKE ? ORDER BY contacts.id", 0</w:t>
-      </w:r>
-    </w:p>
-    <w:p>
-      <w:pPr>
-        <w:pStyle w:val="SourceCode"/>
-      </w:pPr>
-      <w:r>
-        <w:t xml:space="preserve">    count_contacts_sql db "SELECT COUNT(*) AS total FROM contacts", 0</w:t>
+        <w:t xml:space="preserve">    find_by_name_sql db "SELECT contacts_assembly.id, contacts_assembly.name, "</w:t>
+      </w:r>
+    </w:p>
+    <w:p>
+      <w:pPr>
+        <w:pStyle w:val="SourceCode"/>
+      </w:pPr>
+      <w:r>
+        <w:t xml:space="preserve">                    db "contacts_assembly.email, contacts_assembly.phone, "</w:t>
+      </w:r>
+    </w:p>
+    <w:p>
+      <w:pPr>
+        <w:pStyle w:val="SourceCode"/>
+      </w:pPr>
+      <w:r>
+        <w:t xml:space="preserve">                    db "contact_groups_assembly.name AS group_name "</w:t>
+      </w:r>
+    </w:p>
+    <w:p>
+      <w:pPr>
+        <w:pStyle w:val="SourceCode"/>
+      </w:pPr>
+      <w:r>
+        <w:t xml:space="preserve">                    db "FROM contacts_assembly "</w:t>
+      </w:r>
+    </w:p>
+    <w:p>
+      <w:pPr>
+        <w:pStyle w:val="SourceCode"/>
+      </w:pPr>
+      <w:r>
+        <w:t xml:space="preserve">                    db "LEFT JOIN contact_groups_assembly "</w:t>
+      </w:r>
+    </w:p>
+    <w:p>
+      <w:pPr>
+        <w:pStyle w:val="SourceCode"/>
+      </w:pPr>
+      <w:r>
+        <w:t xml:space="preserve">                    db "ON contacts_assembly.group_id = "</w:t>
+      </w:r>
+    </w:p>
+    <w:p>
+      <w:pPr>
+        <w:pStyle w:val="SourceCode"/>
+      </w:pPr>
+      <w:r>
+        <w:t xml:space="preserve">                    db "contact_groups_assembly.id "</w:t>
+      </w:r>
+    </w:p>
+    <w:p>
+      <w:pPr>
+        <w:pStyle w:val="SourceCode"/>
+      </w:pPr>
+      <w:r>
+        <w:t xml:space="preserve">                    db "WHERE contacts_assembly.name = ? "</w:t>
+      </w:r>
+    </w:p>
+    <w:p>
+      <w:pPr>
+        <w:pStyle w:val="SourceCode"/>
+      </w:pPr>
+      <w:r>
+        <w:t xml:space="preserve">                    db "ORDER BY contacts_assembly.id", 0</w:t>
+      </w:r>
+    </w:p>
+    <w:p>
+      <w:pPr>
+        <w:pStyle w:val="SourceCode"/>
+      </w:pPr>
+      <w:r>
+        <w:t xml:space="preserve">    find_by_email_sql db "SELECT contacts_assembly.id, contacts_assembly.name, "</w:t>
+      </w:r>
+    </w:p>
+    <w:p>
+      <w:pPr>
+        <w:pStyle w:val="SourceCode"/>
+      </w:pPr>
+      <w:r>
+        <w:t xml:space="preserve">                    db "contacts_assembly.email, contacts_assembly.phone, "</w:t>
+      </w:r>
+    </w:p>
+    <w:p>
+      <w:pPr>
+        <w:pStyle w:val="SourceCode"/>
+      </w:pPr>
+      <w:r>
+        <w:t xml:space="preserve">                    db "contact_groups_assembly.name AS group_name "</w:t>
+      </w:r>
+    </w:p>
+    <w:p>
+      <w:pPr>
+        <w:pStyle w:val="SourceCode"/>
+      </w:pPr>
+      <w:r>
+        <w:t xml:space="preserve">                    db "FROM contacts_assembly "</w:t>
+      </w:r>
+    </w:p>
+    <w:p>
+      <w:pPr>
+        <w:pStyle w:val="SourceCode"/>
+      </w:pPr>
+      <w:r>
+        <w:t xml:space="preserve">                    db "LEFT JOIN contact_groups_assembly "</w:t>
+      </w:r>
+    </w:p>
+    <w:p>
+      <w:pPr>
+        <w:pStyle w:val="SourceCode"/>
+      </w:pPr>
+      <w:r>
+        <w:t xml:space="preserve">                    db "ON contacts_assembly.group_id = "</w:t>
+      </w:r>
+    </w:p>
+    <w:p>
+      <w:pPr>
+        <w:pStyle w:val="SourceCode"/>
+      </w:pPr>
+      <w:r>
+        <w:t xml:space="preserve">                    db "contact_groups_assembly.id "</w:t>
+      </w:r>
+    </w:p>
+    <w:p>
+      <w:pPr>
+        <w:pStyle w:val="SourceCode"/>
+      </w:pPr>
+      <w:r>
+        <w:t xml:space="preserve">                    db "WHERE contacts_assembly.email LIKE ? "</w:t>
+      </w:r>
+    </w:p>
+    <w:p>
+      <w:pPr>
+        <w:pStyle w:val="SourceCode"/>
+      </w:pPr>
+      <w:r>
+        <w:t xml:space="preserve">                    db "ORDER BY contacts_assembly.id", 0</w:t>
+      </w:r>
+    </w:p>
+    <w:p>
+      <w:pPr>
+        <w:pStyle w:val="SourceCode"/>
+      </w:pPr>
+      <w:r>
+        <w:t xml:space="preserve">    count_contacts_sql db "SELECT COUNT(*) AS total FROM contacts_assembly", 0</w:t>
       </w:r>
     </w:p>
     <w:p>
@@ -10931,23 +11277,23 @@
         <w:pStyle w:val="SourceCode"/>
       </w:pPr>
       <w:r>
-        <w:t xml:space="preserve">    find_group_sql  db "SELECT id FROM contact_groups WHERE name = ?", 0</w:t>
-      </w:r>
-    </w:p>
-    <w:p>
-      <w:pPr>
-        <w:pStyle w:val="SourceCode"/>
-      </w:pPr>
-      <w:r>
-        <w:t xml:space="preserve">    insert_group_sql db "INSERT INTO contact_groups (name) VALUES (?)", 0</w:t>
-      </w:r>
-    </w:p>
-    <w:p>
-      <w:pPr>
-        <w:pStyle w:val="SourceCode"/>
-      </w:pPr>
-      <w:r>
-        <w:t xml:space="preserve">    insert_contact_sql db "INSERT INTO contacts (name, email, phone, "</w:t>
+        <w:t xml:space="preserve">    find_group_sql  db "SELECT id FROM contact_groups_assembly WHERE name = ?", 0</w:t>
+      </w:r>
+    </w:p>
+    <w:p>
+      <w:pPr>
+        <w:pStyle w:val="SourceCode"/>
+      </w:pPr>
+      <w:r>
+        <w:t xml:space="preserve">    insert_group_sql db "INSERT INTO contact_groups_assembly (name) VALUES (?)", 0</w:t>
+      </w:r>
+    </w:p>
+    <w:p>
+      <w:pPr>
+        <w:pStyle w:val="SourceCode"/>
+      </w:pPr>
+      <w:r>
+        <w:t xml:space="preserve">    insert_contact_sql db "INSERT INTO contacts_assembly (name, email, phone, "</w:t>
       </w:r>
     </w:p>
     <w:p>
@@ -10963,15 +11309,15 @@
         <w:pStyle w:val="SourceCode"/>
       </w:pPr>
       <w:r>
-        <w:t xml:space="preserve">    update_phone_sql db "UPDATE contacts SET phone = ? WHERE id = ?", 0</w:t>
-      </w:r>
-    </w:p>
-    <w:p>
-      <w:pPr>
-        <w:pStyle w:val="SourceCode"/>
-      </w:pPr>
-      <w:r>
-        <w:t xml:space="preserve">    delete_contact_sql db "DELETE FROM contacts WHERE id = ?", 0</w:t>
+        <w:t xml:space="preserve">    update_phone_sql db "UPDATE contacts_assembly SET phone = ? WHERE id = ?", 0</w:t>
+      </w:r>
+    </w:p>
+    <w:p>
+      <w:pPr>
+        <w:pStyle w:val="SourceCode"/>
+      </w:pPr>
+      <w:r>
+        <w:t xml:space="preserve">    delete_contact_sql db "DELETE FROM contacts_assembly WHERE id = ?", 0</w:t>
       </w:r>
     </w:p>
     <w:p>
@@ -26378,7 +26724,7 @@
         <w:pStyle w:val="ListBullet"/>
       </w:pPr>
       <w:r>
-        <w:t>Run 1's Contacts stored: 2 proves the database is shared: a different program, the Production-Minded one, finds the two contacts the Basic program stored.</w:t>
+        <w:t>Run 1's Contacts stored: 2 proves the language's tables are shared by its two programs: a different program, the Production-Minded one, finds the two contacts the Basic program stored.</w:t>
       </w:r>
     </w:p>
     <w:p>
@@ -26410,7 +26756,7 @@
         <w:pStyle w:val="ListBullet"/>
       </w:pPr>
       <w:r>
-        <w:t>If Run 1 starts with a number other than Contacts stored: 2, the database holds contacts from earlier runs: run Starting Over, then the Basic block and these blocks again.</w:t>
+        <w:t>If Run 1 starts with a number other than Contacts stored: 2, the language's tables hold contacts from earlier runs: run Starting Over, then the Basic block and these blocks again.</w:t>
       </w:r>
     </w:p>
     <w:p>
@@ -26564,10 +26910,10 @@
         <w:pStyle w:val="ListBullet"/>
       </w:pPr>
       <w:r>
-        <w:t xml:space="preserve">add_contact_in_group sends START TRANSACTION, then calls insert_contact_in_group, which runs every statement of one add: find_group_id asks SELECT id FROM contact_groups WHERE name = ?, insert_group runs only when no row came back, and insert_contact stores the contact with that group's id. One mysql_commit keeps them all; when any statement was refused, it has already printed its Error line, and mysql_rollback undoes the new group too. group_outcome holds how the Added line names the group: in group Work, </w:t>
-      </w:r>
-      <w:r>
-        <w:t>in new group Work, or nothing.</w:t>
+        <w:t>add_contact_in_group sends START TRANSACTION, then calls insert_contact_in_group, which runs every statement of one add: find_group_id asks SELECT id FROM contact_groups_assembly WHERE name = ?, insert_group runs only when no row came back, and insert_contact stores the contact with that group's id. One mysql_commit keeps them all; when any statement was refused, it has already printed its Error line, and mysql_rollback undoes the new group too. group_outcome holds how the Added line names the group: in gro</w:t>
+      </w:r>
+      <w:r>
+        <w:t>up Work, in new group Work, or nothing.</w:t>
       </w:r>
     </w:p>
     <w:p>
@@ -26625,10 +26971,10 @@
     </w:p>
     <w:p>
       <w:r>
-        <w:t>Both versions make sure the database and both tables exist at every start, never drop anything, count the stored contacts, validate every answer before sending it, and send every value as a parameter. Both stop with exit code 1 when the start fails, and report a refused command or statement with one Error line and carry on. The Basic version keeps everything in one file, offers list and add, and adds no groups, but creates the full schema because the two versions share one database; it names only error 1062</w:t>
-      </w:r>
-      <w:r>
-        <w:t xml:space="preserve"> in the user's words. The Production-Minded version moves the database work into contacts.asm, shares its constants through contacts.inc, keeps the loop and the questions in main.asm, offers every command the curriculum asks for, adds a contact and its group in one transaction, and reports every error through user_message. Both close each statement, the rows, and the connections on every way out, because Assembly has no cleanup form.</w:t>
+        <w:t>Both versions make sure the database and both tables exist at every start, never drop anything, count the stored contacts, validate every answer before sending it, and send every value as a parameter. Both stop with exit code 1 when the start fails, and report a refused command or statement with one Error line and carry on. The Basic version keeps everything in one file, offers list and add, and adds no groups, but creates the full schema because the two versions share the language's tables; it names only e</w:t>
+      </w:r>
+      <w:r>
+        <w:t>rror 1062 in the user's words. The Production-Minded version moves the database work into contacts.asm, shares its constants through contacts.inc, keeps the loop and the questions in main.asm, offers every command the curriculum asks for, adds a contact and its group in one transaction, and reports every error through user_message. Both close each statement, the rows, and the connections on every way out, because Assembly has no cleanup form.</w:t>
       </w:r>
     </w:p>
     <w:p>
@@ -26881,47 +27227,63 @@
         <w:pStyle w:val="SourceCode"/>
       </w:pPr>
       <w:r>
-        <w:t>// saved row. The Basic version adds no groups, but it creates</w:t>
-      </w:r>
-    </w:p>
-    <w:p>
-      <w:pPr>
-        <w:pStyle w:val="SourceCode"/>
-      </w:pPr>
-      <w:r>
-        <w:t>// contact_groups and group_id too, because the Production-Minded version</w:t>
-      </w:r>
-    </w:p>
-    <w:p>
-      <w:pPr>
-        <w:pStyle w:val="SourceCode"/>
-      </w:pPr>
-      <w:r>
-        <w:t>// shares this database: IF NOT EXISTS would never add them later. INDEX</w:t>
-      </w:r>
-    </w:p>
-    <w:p>
-      <w:pPr>
-        <w:pStyle w:val="SourceCode"/>
-      </w:pPr>
-      <w:r>
-        <w:t>// idx_contacts_name (name) is Lesson 4.12's index on name, written inside</w:t>
-      </w:r>
-    </w:p>
-    <w:p>
-      <w:pPr>
-        <w:pStyle w:val="SourceCode"/>
-      </w:pPr>
-      <w:r>
-        <w:t>// CREATE TABLE so it is made with the table. Remember, a \ at the end of</w:t>
-      </w:r>
-    </w:p>
-    <w:p>
-      <w:pPr>
-        <w:pStyle w:val="SourceCode"/>
-      </w:pPr>
-      <w:r>
-        <w:t>// a line continues the text without its line break (Lesson 4.4a).</w:t>
+        <w:t>// saved row. Remember, each language has its own tables (Lesson 4.4a):</w:t>
+      </w:r>
+    </w:p>
+    <w:p>
+      <w:pPr>
+        <w:pStyle w:val="SourceCode"/>
+      </w:pPr>
+      <w:r>
+        <w:t>// Rust's are contacts_rust and contact_groups_rust. The Basic version</w:t>
+      </w:r>
+    </w:p>
+    <w:p>
+      <w:pPr>
+        <w:pStyle w:val="SourceCode"/>
+      </w:pPr>
+      <w:r>
+        <w:t>// adds no groups, but it creates contact_groups_rust and group_id too,</w:t>
+      </w:r>
+    </w:p>
+    <w:p>
+      <w:pPr>
+        <w:pStyle w:val="SourceCode"/>
+      </w:pPr>
+      <w:r>
+        <w:t>// because the Production-Minded version shares these tables: IF NOT</w:t>
+      </w:r>
+    </w:p>
+    <w:p>
+      <w:pPr>
+        <w:pStyle w:val="SourceCode"/>
+      </w:pPr>
+      <w:r>
+        <w:t>// EXISTS would never add them later. INDEX idx_contacts_rust_name (name)</w:t>
+      </w:r>
+    </w:p>
+    <w:p>
+      <w:pPr>
+        <w:pStyle w:val="SourceCode"/>
+      </w:pPr>
+      <w:r>
+        <w:t>// is Lesson 4.12's index on name, written inside CREATE TABLE so it is</w:t>
+      </w:r>
+    </w:p>
+    <w:p>
+      <w:pPr>
+        <w:pStyle w:val="SourceCode"/>
+      </w:pPr>
+      <w:r>
+        <w:t>// made with the table. Remember, a \ at the end of a line continues the</w:t>
+      </w:r>
+    </w:p>
+    <w:p>
+      <w:pPr>
+        <w:pStyle w:val="SourceCode"/>
+      </w:pPr>
+      <w:r>
+        <w:t>// text without its line break (Lesson 4.4a).</w:t>
       </w:r>
     </w:p>
     <w:p>
@@ -26945,7 +27307,7 @@
         <w:pStyle w:val="SourceCode"/>
       </w:pPr>
       <w:r>
-        <w:t>const CREATE_GROUPS: &amp;str = "CREATE TABLE IF NOT EXISTS contact_groups (\</w:t>
+        <w:t>const CREATE_GROUPS: &amp;str = "CREATE TABLE IF NOT EXISTS contact_groups_rust (\</w:t>
       </w:r>
     </w:p>
     <w:p>
@@ -26977,7 +27339,7 @@
         <w:pStyle w:val="SourceCode"/>
       </w:pPr>
       <w:r>
-        <w:t>const CREATE_CONTACTS: &amp;str = "CREATE TABLE IF NOT EXISTS contacts (\</w:t>
+        <w:t>const CREATE_CONTACTS: &amp;str = "CREATE TABLE IF NOT EXISTS contacts_rust (\</w:t>
       </w:r>
     </w:p>
     <w:p>
@@ -27025,15 +27387,15 @@
         <w:pStyle w:val="SourceCode"/>
       </w:pPr>
       <w:r>
-        <w:t xml:space="preserve">    INDEX idx_contacts_name (name), \</w:t>
-      </w:r>
-    </w:p>
-    <w:p>
-      <w:pPr>
-        <w:pStyle w:val="SourceCode"/>
-      </w:pPr>
-      <w:r>
-        <w:t xml:space="preserve">    FOREIGN KEY (group_id) REFERENCES contact_groups (id)\</w:t>
+        <w:t xml:space="preserve">    INDEX idx_contacts_rust_name (name), \</w:t>
+      </w:r>
+    </w:p>
+    <w:p>
+      <w:pPr>
+        <w:pStyle w:val="SourceCode"/>
+      </w:pPr>
+      <w:r>
+        <w:t xml:space="preserve">    FOREIGN KEY (group_id) REFERENCES contact_groups_rust (id)\</w:t>
       </w:r>
     </w:p>
     <w:p>
@@ -27078,7 +27440,7 @@
         <w:pStyle w:val="SourceCode"/>
       </w:pPr>
       <w:r>
-        <w:t>const COUNT_CONTACTS: &amp;str = "SELECT COUNT(*) AS total FROM contacts";</w:t>
+        <w:t>const COUNT_CONTACTS: &amp;str = "SELECT COUNT(*) AS total FROM contacts_rust";</w:t>
       </w:r>
     </w:p>
     <w:p>
@@ -27094,7 +27456,7 @@
         <w:pStyle w:val="SourceCode"/>
       </w:pPr>
       <w:r>
-        <w:t xml:space="preserve">    "SELECT id, name, email, phone FROM contacts ORDER BY name, id";</w:t>
+        <w:t xml:space="preserve">    "SELECT id, name, email, phone FROM contacts_rust ORDER BY name, id";</w:t>
       </w:r>
     </w:p>
     <w:p>
@@ -27110,7 +27472,7 @@
         <w:pStyle w:val="SourceCode"/>
       </w:pPr>
       <w:r>
-        <w:t xml:space="preserve">    "INSERT INTO contacts (name, email, phone) VALUES (?, ?, ?)";</w:t>
+        <w:t xml:space="preserve">    "INSERT INTO contacts_rust (name, email, phone) VALUES (?, ?, ?)";</w:t>
       </w:r>
     </w:p>
     <w:p>
@@ -29283,7 +29645,7 @@
         <w:pStyle w:val="ListBullet"/>
       </w:pPr>
       <w:r>
-        <w:t>Contacts stored: 0 proves a new database. If you ran the project before, in any language, it shows how many contacts the database already holds; see Starting Over in Project Setup.</w:t>
+        <w:t>Contacts stored: 0 proves new, empty tables. If you ran this language's programs before, it shows how many contacts its tables already hold; see Starting Over in Project Setup.</w:t>
       </w:r>
     </w:p>
     <w:p>
@@ -29521,23 +29883,39 @@
         <w:pStyle w:val="SourceCode"/>
       </w:pPr>
       <w:r>
-        <w:t>// contact_groups comes first, because contacts' FOREIGN KEY names it</w:t>
-      </w:r>
-    </w:p>
-    <w:p>
-      <w:pPr>
-        <w:pStyle w:val="SourceCode"/>
-      </w:pPr>
-      <w:r>
-        <w:t>// (Lesson 4.11). INDEX idx_contacts_name (name) is Lesson 4.12's index,</w:t>
-      </w:r>
-    </w:p>
-    <w:p>
-      <w:pPr>
-        <w:pStyle w:val="SourceCode"/>
-      </w:pPr>
-      <w:r>
-        <w:t>// written inside CREATE TABLE, so it is made with the table, once.</w:t>
+        <w:t>// Remember, each language has its own tables (Lesson 4.4a).</w:t>
+      </w:r>
+    </w:p>
+    <w:p>
+      <w:pPr>
+        <w:pStyle w:val="SourceCode"/>
+      </w:pPr>
+      <w:r>
+        <w:t>// contact_groups_rust comes first, because the FOREIGN KEY of</w:t>
+      </w:r>
+    </w:p>
+    <w:p>
+      <w:pPr>
+        <w:pStyle w:val="SourceCode"/>
+      </w:pPr>
+      <w:r>
+        <w:t>// contacts_rust names it (Lesson 4.11). INDEX idx_contacts_rust_name</w:t>
+      </w:r>
+    </w:p>
+    <w:p>
+      <w:pPr>
+        <w:pStyle w:val="SourceCode"/>
+      </w:pPr>
+      <w:r>
+        <w:t>// (name) is Lesson 4.12's index, written inside CREATE TABLE, so it is</w:t>
+      </w:r>
+    </w:p>
+    <w:p>
+      <w:pPr>
+        <w:pStyle w:val="SourceCode"/>
+      </w:pPr>
+      <w:r>
+        <w:t>// made with the table, once.</w:t>
       </w:r>
     </w:p>
     <w:p>
@@ -29561,7 +29939,7 @@
         <w:pStyle w:val="SourceCode"/>
       </w:pPr>
       <w:r>
-        <w:t>const CREATE_GROUPS: &amp;str = "CREATE TABLE IF NOT EXISTS contact_groups (\</w:t>
+        <w:t>const CREATE_GROUPS: &amp;str = "CREATE TABLE IF NOT EXISTS contact_groups_rust (\</w:t>
       </w:r>
     </w:p>
     <w:p>
@@ -29593,7 +29971,7 @@
         <w:pStyle w:val="SourceCode"/>
       </w:pPr>
       <w:r>
-        <w:t>const CREATE_CONTACTS: &amp;str = "CREATE TABLE IF NOT EXISTS contacts (\</w:t>
+        <w:t>const CREATE_CONTACTS: &amp;str = "CREATE TABLE IF NOT EXISTS contacts_rust (\</w:t>
       </w:r>
     </w:p>
     <w:p>
@@ -29641,15 +30019,15 @@
         <w:pStyle w:val="SourceCode"/>
       </w:pPr>
       <w:r>
-        <w:t xml:space="preserve">    INDEX idx_contacts_name (name), \</w:t>
-      </w:r>
-    </w:p>
-    <w:p>
-      <w:pPr>
-        <w:pStyle w:val="SourceCode"/>
-      </w:pPr>
-      <w:r>
-        <w:t xml:space="preserve">    FOREIGN KEY (group_id) REFERENCES contact_groups (id)\</w:t>
+        <w:t xml:space="preserve">    INDEX idx_contacts_rust_name (name), \</w:t>
+      </w:r>
+    </w:p>
+    <w:p>
+      <w:pPr>
+        <w:pStyle w:val="SourceCode"/>
+      </w:pPr>
+      <w:r>
+        <w:t xml:space="preserve">    FOREIGN KEY (group_id) REFERENCES contact_groups_rust (id)\</w:t>
       </w:r>
     </w:p>
     <w:p>
@@ -29726,31 +30104,47 @@
         <w:pStyle w:val="SourceCode"/>
       </w:pPr>
       <w:r>
-        <w:t xml:space="preserve">    "SELECT contacts.id, contacts.name, contacts.email, contacts.phone, \</w:t>
-      </w:r>
-    </w:p>
-    <w:p>
-      <w:pPr>
-        <w:pStyle w:val="SourceCode"/>
-      </w:pPr>
-      <w:r>
-        <w:t xml:space="preserve">    contact_groups.name AS group_name FROM contacts \</w:t>
-      </w:r>
-    </w:p>
-    <w:p>
-      <w:pPr>
-        <w:pStyle w:val="SourceCode"/>
-      </w:pPr>
-      <w:r>
-        <w:t xml:space="preserve">    LEFT JOIN contact_groups ON contacts.group_id = contact_groups.id \</w:t>
-      </w:r>
-    </w:p>
-    <w:p>
-      <w:pPr>
-        <w:pStyle w:val="SourceCode"/>
-      </w:pPr>
-      <w:r>
-        <w:t xml:space="preserve">    ORDER BY contacts.name, contacts.id";</w:t>
+        <w:t xml:space="preserve">    "SELECT contacts_rust.id, contacts_rust.name, contacts_rust.email, \</w:t>
+      </w:r>
+    </w:p>
+    <w:p>
+      <w:pPr>
+        <w:pStyle w:val="SourceCode"/>
+      </w:pPr>
+      <w:r>
+        <w:t xml:space="preserve">    contacts_rust.phone, contact_groups_rust.name AS group_name \</w:t>
+      </w:r>
+    </w:p>
+    <w:p>
+      <w:pPr>
+        <w:pStyle w:val="SourceCode"/>
+      </w:pPr>
+      <w:r>
+        <w:t xml:space="preserve">    FROM contacts_rust \</w:t>
+      </w:r>
+    </w:p>
+    <w:p>
+      <w:pPr>
+        <w:pStyle w:val="SourceCode"/>
+      </w:pPr>
+      <w:r>
+        <w:t xml:space="preserve">    LEFT JOIN contact_groups_rust \</w:t>
+      </w:r>
+    </w:p>
+    <w:p>
+      <w:pPr>
+        <w:pStyle w:val="SourceCode"/>
+      </w:pPr>
+      <w:r>
+        <w:t xml:space="preserve">    ON contacts_rust.group_id = contact_groups_rust.id \</w:t>
+      </w:r>
+    </w:p>
+    <w:p>
+      <w:pPr>
+        <w:pStyle w:val="SourceCode"/>
+      </w:pPr>
+      <w:r>
+        <w:t xml:space="preserve">    ORDER BY contacts_rust.name, contacts_rust.id";</w:t>
       </w:r>
     </w:p>
     <w:p>
@@ -29766,31 +30160,47 @@
         <w:pStyle w:val="SourceCode"/>
       </w:pPr>
       <w:r>
-        <w:t xml:space="preserve">    "SELECT contacts.id, contacts.name, contacts.email, contacts.phone, \</w:t>
-      </w:r>
-    </w:p>
-    <w:p>
-      <w:pPr>
-        <w:pStyle w:val="SourceCode"/>
-      </w:pPr>
-      <w:r>
-        <w:t xml:space="preserve">    contact_groups.name AS group_name FROM contacts \</w:t>
-      </w:r>
-    </w:p>
-    <w:p>
-      <w:pPr>
-        <w:pStyle w:val="SourceCode"/>
-      </w:pPr>
-      <w:r>
-        <w:t xml:space="preserve">    LEFT JOIN contact_groups ON contacts.group_id = contact_groups.id \</w:t>
-      </w:r>
-    </w:p>
-    <w:p>
-      <w:pPr>
-        <w:pStyle w:val="SourceCode"/>
-      </w:pPr>
-      <w:r>
-        <w:t xml:space="preserve">    ORDER BY contacts.id DESC";</w:t>
+        <w:t xml:space="preserve">    "SELECT contacts_rust.id, contacts_rust.name, contacts_rust.email, \</w:t>
+      </w:r>
+    </w:p>
+    <w:p>
+      <w:pPr>
+        <w:pStyle w:val="SourceCode"/>
+      </w:pPr>
+      <w:r>
+        <w:t xml:space="preserve">    contacts_rust.phone, contact_groups_rust.name AS group_name \</w:t>
+      </w:r>
+    </w:p>
+    <w:p>
+      <w:pPr>
+        <w:pStyle w:val="SourceCode"/>
+      </w:pPr>
+      <w:r>
+        <w:t xml:space="preserve">    FROM contacts_rust \</w:t>
+      </w:r>
+    </w:p>
+    <w:p>
+      <w:pPr>
+        <w:pStyle w:val="SourceCode"/>
+      </w:pPr>
+      <w:r>
+        <w:t xml:space="preserve">    LEFT JOIN contact_groups_rust \</w:t>
+      </w:r>
+    </w:p>
+    <w:p>
+      <w:pPr>
+        <w:pStyle w:val="SourceCode"/>
+      </w:pPr>
+      <w:r>
+        <w:t xml:space="preserve">    ON contacts_rust.group_id = contact_groups_rust.id \</w:t>
+      </w:r>
+    </w:p>
+    <w:p>
+      <w:pPr>
+        <w:pStyle w:val="SourceCode"/>
+      </w:pPr>
+      <w:r>
+        <w:t xml:space="preserve">    ORDER BY contacts_rust.id DESC";</w:t>
       </w:r>
     </w:p>
     <w:p>
@@ -29806,31 +30216,55 @@
         <w:pStyle w:val="SourceCode"/>
       </w:pPr>
       <w:r>
-        <w:t xml:space="preserve">    "SELECT contacts.id, contacts.name, contacts.email, contacts.phone, \</w:t>
-      </w:r>
-    </w:p>
-    <w:p>
-      <w:pPr>
-        <w:pStyle w:val="SourceCode"/>
-      </w:pPr>
-      <w:r>
-        <w:t xml:space="preserve">    contact_groups.name AS group_name FROM contacts \</w:t>
-      </w:r>
-    </w:p>
-    <w:p>
-      <w:pPr>
-        <w:pStyle w:val="SourceCode"/>
-      </w:pPr>
-      <w:r>
-        <w:t xml:space="preserve">    LEFT JOIN contact_groups ON contacts.group_id = contact_groups.id \</w:t>
-      </w:r>
-    </w:p>
-    <w:p>
-      <w:pPr>
-        <w:pStyle w:val="SourceCode"/>
-      </w:pPr>
-      <w:r>
-        <w:t xml:space="preserve">    WHERE contacts.name = ? ORDER BY contacts.id";</w:t>
+        <w:t xml:space="preserve">    "SELECT contacts_rust.id, contacts_rust.name, contacts_rust.email, \</w:t>
+      </w:r>
+    </w:p>
+    <w:p>
+      <w:pPr>
+        <w:pStyle w:val="SourceCode"/>
+      </w:pPr>
+      <w:r>
+        <w:t xml:space="preserve">    contacts_rust.phone, contact_groups_rust.name AS group_name \</w:t>
+      </w:r>
+    </w:p>
+    <w:p>
+      <w:pPr>
+        <w:pStyle w:val="SourceCode"/>
+      </w:pPr>
+      <w:r>
+        <w:t xml:space="preserve">    FROM contacts_rust \</w:t>
+      </w:r>
+    </w:p>
+    <w:p>
+      <w:pPr>
+        <w:pStyle w:val="SourceCode"/>
+      </w:pPr>
+      <w:r>
+        <w:t xml:space="preserve">    LEFT JOIN contact_groups_rust \</w:t>
+      </w:r>
+    </w:p>
+    <w:p>
+      <w:pPr>
+        <w:pStyle w:val="SourceCode"/>
+      </w:pPr>
+      <w:r>
+        <w:t xml:space="preserve">    ON contacts_rust.group_id = contact_groups_rust.id \</w:t>
+      </w:r>
+    </w:p>
+    <w:p>
+      <w:pPr>
+        <w:pStyle w:val="SourceCode"/>
+      </w:pPr>
+      <w:r>
+        <w:t xml:space="preserve">    WHERE contacts_rust.name = ? \</w:t>
+      </w:r>
+    </w:p>
+    <w:p>
+      <w:pPr>
+        <w:pStyle w:val="SourceCode"/>
+      </w:pPr>
+      <w:r>
+        <w:t xml:space="preserve">    ORDER BY contacts_rust.id";</w:t>
       </w:r>
     </w:p>
     <w:p>
@@ -29846,39 +30280,63 @@
         <w:pStyle w:val="SourceCode"/>
       </w:pPr>
       <w:r>
-        <w:t xml:space="preserve">    "SELECT contacts.id, contacts.name, contacts.email, contacts.phone, \</w:t>
-      </w:r>
-    </w:p>
-    <w:p>
-      <w:pPr>
-        <w:pStyle w:val="SourceCode"/>
-      </w:pPr>
-      <w:r>
-        <w:t xml:space="preserve">    contact_groups.name AS group_name FROM contacts \</w:t>
-      </w:r>
-    </w:p>
-    <w:p>
-      <w:pPr>
-        <w:pStyle w:val="SourceCode"/>
-      </w:pPr>
-      <w:r>
-        <w:t xml:space="preserve">    LEFT JOIN contact_groups ON contacts.group_id = contact_groups.id \</w:t>
-      </w:r>
-    </w:p>
-    <w:p>
-      <w:pPr>
-        <w:pStyle w:val="SourceCode"/>
-      </w:pPr>
-      <w:r>
-        <w:t xml:space="preserve">    WHERE contacts.email LIKE ? ORDER BY contacts.id";</w:t>
-      </w:r>
-    </w:p>
-    <w:p>
-      <w:pPr>
-        <w:pStyle w:val="SourceCode"/>
-      </w:pPr>
-      <w:r>
-        <w:t>const COUNT_CONTACTS: &amp;str = "SELECT COUNT(*) AS total FROM contacts";</w:t>
+        <w:t xml:space="preserve">    "SELECT contacts_rust.id, contacts_rust.name, contacts_rust.email, \</w:t>
+      </w:r>
+    </w:p>
+    <w:p>
+      <w:pPr>
+        <w:pStyle w:val="SourceCode"/>
+      </w:pPr>
+      <w:r>
+        <w:t xml:space="preserve">    contacts_rust.phone, contact_groups_rust.name AS group_name \</w:t>
+      </w:r>
+    </w:p>
+    <w:p>
+      <w:pPr>
+        <w:pStyle w:val="SourceCode"/>
+      </w:pPr>
+      <w:r>
+        <w:t xml:space="preserve">    FROM contacts_rust \</w:t>
+      </w:r>
+    </w:p>
+    <w:p>
+      <w:pPr>
+        <w:pStyle w:val="SourceCode"/>
+      </w:pPr>
+      <w:r>
+        <w:t xml:space="preserve">    LEFT JOIN contact_groups_rust \</w:t>
+      </w:r>
+    </w:p>
+    <w:p>
+      <w:pPr>
+        <w:pStyle w:val="SourceCode"/>
+      </w:pPr>
+      <w:r>
+        <w:t xml:space="preserve">    ON contacts_rust.group_id = contact_groups_rust.id \</w:t>
+      </w:r>
+    </w:p>
+    <w:p>
+      <w:pPr>
+        <w:pStyle w:val="SourceCode"/>
+      </w:pPr>
+      <w:r>
+        <w:t xml:space="preserve">    WHERE contacts_rust.email LIKE ? \</w:t>
+      </w:r>
+    </w:p>
+    <w:p>
+      <w:pPr>
+        <w:pStyle w:val="SourceCode"/>
+      </w:pPr>
+      <w:r>
+        <w:t xml:space="preserve">    ORDER BY contacts_rust.id";</w:t>
+      </w:r>
+    </w:p>
+    <w:p>
+      <w:pPr>
+        <w:pStyle w:val="SourceCode"/>
+      </w:pPr>
+      <w:r>
+        <w:t>const COUNT_CONTACTS: &amp;str = "SELECT COUNT(*) AS total FROM contacts_rust";</w:t>
       </w:r>
     </w:p>
     <w:p>
@@ -29907,15 +30365,15 @@
         <w:pStyle w:val="SourceCode"/>
       </w:pPr>
       <w:r>
-        <w:t>const FIND_GROUP: &amp;str = "SELECT id FROM contact_groups WHERE name = ?";</w:t>
-      </w:r>
-    </w:p>
-    <w:p>
-      <w:pPr>
-        <w:pStyle w:val="SourceCode"/>
-      </w:pPr>
-      <w:r>
-        <w:t>const INSERT_GROUP: &amp;str = "INSERT INTO contact_groups (name) VALUES (?)";</w:t>
+        <w:t>const FIND_GROUP: &amp;str = "SELECT id FROM contact_groups_rust WHERE name = ?";</w:t>
+      </w:r>
+    </w:p>
+    <w:p>
+      <w:pPr>
+        <w:pStyle w:val="SourceCode"/>
+      </w:pPr>
+      <w:r>
+        <w:t>const INSERT_GROUP: &amp;str = "INSERT INTO contact_groups_rust (name) VALUES (?)";</w:t>
       </w:r>
     </w:p>
     <w:p>
@@ -29931,23 +30389,31 @@
         <w:pStyle w:val="SourceCode"/>
       </w:pPr>
       <w:r>
-        <w:t xml:space="preserve">    "INSERT INTO contacts (name, email, phone, group_id) VALUES (?, ?, ?, ?)";</w:t>
-      </w:r>
-    </w:p>
-    <w:p>
-      <w:pPr>
-        <w:pStyle w:val="SourceCode"/>
-      </w:pPr>
-      <w:r>
-        <w:t>const UPDATE_PHONE: &amp;str = "UPDATE contacts SET phone = ? WHERE id = ?";</w:t>
-      </w:r>
-    </w:p>
-    <w:p>
-      <w:pPr>
-        <w:pStyle w:val="SourceCode"/>
-      </w:pPr>
-      <w:r>
-        <w:t>const DELETE_CONTACT: &amp;str = "DELETE FROM contacts WHERE id = ?";</w:t>
+        <w:t xml:space="preserve">    "INSERT INTO contacts_rust (name, email, phone, group_id) \</w:t>
+      </w:r>
+    </w:p>
+    <w:p>
+      <w:pPr>
+        <w:pStyle w:val="SourceCode"/>
+      </w:pPr>
+      <w:r>
+        <w:t xml:space="preserve">    VALUES (?, ?, ?, ?)";</w:t>
+      </w:r>
+    </w:p>
+    <w:p>
+      <w:pPr>
+        <w:pStyle w:val="SourceCode"/>
+      </w:pPr>
+      <w:r>
+        <w:t>const UPDATE_PHONE: &amp;str = "UPDATE contacts_rust SET phone = ? WHERE id = ?";</w:t>
+      </w:r>
+    </w:p>
+    <w:p>
+      <w:pPr>
+        <w:pStyle w:val="SourceCode"/>
+      </w:pPr>
+      <w:r>
+        <w:t>const DELETE_CONTACT: &amp;str = "DELETE FROM contacts_rust WHERE id = ?";</w:t>
       </w:r>
     </w:p>
     <w:p>
@@ -35152,7 +35618,7 @@
         <w:pStyle w:val="ListBullet"/>
       </w:pPr>
       <w:r>
-        <w:t>Run 1's Contacts stored: 2 proves the database is shared: a different program, the Production-Minded one, finds the two contacts the Basic program stored.</w:t>
+        <w:t>Run 1's Contacts stored: 2 proves the language's tables are shared by its two programs: a different program, the Production-Minded one, finds the two contacts the Basic program stored.</w:t>
       </w:r>
     </w:p>
     <w:p>
@@ -35184,7 +35650,7 @@
         <w:pStyle w:val="ListBullet"/>
       </w:pPr>
       <w:r>
-        <w:t>If Run 1 starts with a number other than Contacts stored: 2, the database holds contacts from earlier runs: run Starting Over, then the Basic block and these blocks again.</w:t>
+        <w:t>If Run 1 starts with a number other than Contacts stored: 2, the language's tables hold contacts from earlier runs: run Starting Over, then the Basic block and these blocks again.</w:t>
       </w:r>
     </w:p>
     <w:p>
@@ -35418,10 +35884,10 @@
     </w:p>
     <w:p>
       <w:r>
-        <w:t>Both versions make sure the database and both tables exist at every start, never drop anything, count the stored contacts, validate every answer before sending it, and send every value as a parameter. Both stop with exit code 1 when the start fails, and report a refused command or statement with one Error line and carry on. The Basic version keeps everything in one file, offers list and add, and adds no groups, but creates the full schema because the two versions share one database; it names only error 1062</w:t>
-      </w:r>
-      <w:r>
-        <w:t xml:space="preserve"> in the user's words. The Production-Minded version moves the database work into contacts.rs, keeps the loop and the questions in main.rs, offers every command the curriculum asks for, adds a contact and its group in one transaction, and reports every error through user_message. In both, each connection is dropped, which closes it, when its variable's life ends.</w:t>
+        <w:t>Both versions make sure the database and both tables exist at every start, never drop anything, count the stored contacts, validate every answer before sending it, and send every value as a parameter. Both stop with exit code 1 when the start fails, and report a refused command or statement with one Error line and carry on. The Basic version keeps everything in one file, offers list and add, and adds no groups, but creates the full schema because the two versions share the language's tables; it names only e</w:t>
+      </w:r>
+      <w:r>
+        <w:t>rror 1062 in the user's words. The Production-Minded version moves the database work into contacts.rs, keeps the loop and the questions in main.rs, offers every command the curriculum asks for, adds a contact and its group in one transaction, and reports every error through user_message. In both, each connection is dropped, which closes it, when its variable's life ends.</w:t>
       </w:r>
     </w:p>
     <w:p>
@@ -35642,47 +36108,63 @@
         <w:pStyle w:val="SourceCode"/>
       </w:pPr>
       <w:r>
-        <w:t>%% saved row. The Basic version adds no groups, but it creates</w:t>
-      </w:r>
-    </w:p>
-    <w:p>
-      <w:pPr>
-        <w:pStyle w:val="SourceCode"/>
-      </w:pPr>
-      <w:r>
-        <w:t>%% contact_groups and group_id too, because the Production-Minded version</w:t>
-      </w:r>
-    </w:p>
-    <w:p>
-      <w:pPr>
-        <w:pStyle w:val="SourceCode"/>
-      </w:pPr>
-      <w:r>
-        <w:t>%% shares this database: IF NOT EXISTS would never add them later. INDEX</w:t>
-      </w:r>
-    </w:p>
-    <w:p>
-      <w:pPr>
-        <w:pStyle w:val="SourceCode"/>
-      </w:pPr>
-      <w:r>
-        <w:t>%% idx_contacts_name (name) is Lesson 4.12's index on name, written inside</w:t>
-      </w:r>
-    </w:p>
-    <w:p>
-      <w:pPr>
-        <w:pStyle w:val="SourceCode"/>
-      </w:pPr>
-      <w:r>
-        <w:t>%% CREATE TABLE so it is made with the table. Remember, string literals</w:t>
-      </w:r>
-    </w:p>
-    <w:p>
-      <w:pPr>
-        <w:pStyle w:val="SourceCode"/>
-      </w:pPr>
-      <w:r>
-        <w:t>%% side by side join into one text (Lesson 4.4a).</w:t>
+        <w:t>%% saved row. Remember, each language has its own tables (Lesson 4.4a):</w:t>
+      </w:r>
+    </w:p>
+    <w:p>
+      <w:pPr>
+        <w:pStyle w:val="SourceCode"/>
+      </w:pPr>
+      <w:r>
+        <w:t>%% Erlang's are contacts_erlang and contact_groups_erlang. The Basic</w:t>
+      </w:r>
+    </w:p>
+    <w:p>
+      <w:pPr>
+        <w:pStyle w:val="SourceCode"/>
+      </w:pPr>
+      <w:r>
+        <w:t>%% version adds no groups, but it creates contact_groups_erlang and</w:t>
+      </w:r>
+    </w:p>
+    <w:p>
+      <w:pPr>
+        <w:pStyle w:val="SourceCode"/>
+      </w:pPr>
+      <w:r>
+        <w:t>%% group_id too, because the Production-Minded version shares these</w:t>
+      </w:r>
+    </w:p>
+    <w:p>
+      <w:pPr>
+        <w:pStyle w:val="SourceCode"/>
+      </w:pPr>
+      <w:r>
+        <w:t>%% tables: IF NOT EXISTS would never add them later. INDEX</w:t>
+      </w:r>
+    </w:p>
+    <w:p>
+      <w:pPr>
+        <w:pStyle w:val="SourceCode"/>
+      </w:pPr>
+      <w:r>
+        <w:t>%% idx_contacts_erlang_name (name) is Lesson 4.12's index on name, written</w:t>
+      </w:r>
+    </w:p>
+    <w:p>
+      <w:pPr>
+        <w:pStyle w:val="SourceCode"/>
+      </w:pPr>
+      <w:r>
+        <w:t>%% inside CREATE TABLE so it is made with the table. Remember, string</w:t>
+      </w:r>
+    </w:p>
+    <w:p>
+      <w:pPr>
+        <w:pStyle w:val="SourceCode"/>
+      </w:pPr>
+      <w:r>
+        <w:t>%% literals side by side join into one text (Lesson 4.4a).</w:t>
       </w:r>
     </w:p>
     <w:p>
@@ -35706,7 +36188,7 @@
         <w:pStyle w:val="SourceCode"/>
       </w:pPr>
       <w:r>
-        <w:t xml:space="preserve">        "CREATE TABLE IF NOT EXISTS contact_groups ("</w:t>
+        <w:t xml:space="preserve">        "CREATE TABLE IF NOT EXISTS contact_groups_erlang ("</w:t>
       </w:r>
     </w:p>
     <w:p>
@@ -35746,7 +36228,7 @@
         <w:pStyle w:val="SourceCode"/>
       </w:pPr>
       <w:r>
-        <w:t xml:space="preserve">        "CREATE TABLE IF NOT EXISTS contacts ("</w:t>
+        <w:t xml:space="preserve">        "CREATE TABLE IF NOT EXISTS contacts_erlang ("</w:t>
       </w:r>
     </w:p>
     <w:p>
@@ -35794,15 +36276,15 @@
         <w:pStyle w:val="SourceCode"/>
       </w:pPr>
       <w:r>
-        <w:t xml:space="preserve">        "INDEX idx_contacts_name (name), "</w:t>
-      </w:r>
-    </w:p>
-    <w:p>
-      <w:pPr>
-        <w:pStyle w:val="SourceCode"/>
-      </w:pPr>
-      <w:r>
-        <w:t xml:space="preserve">        "FOREIGN KEY (group_id) REFERENCES contact_groups (id)"</w:t>
+        <w:t xml:space="preserve">        "INDEX idx_contacts_erlang_name (name), "</w:t>
+      </w:r>
+    </w:p>
+    <w:p>
+      <w:pPr>
+        <w:pStyle w:val="SourceCode"/>
+      </w:pPr>
+      <w:r>
+        <w:t xml:space="preserve">        "FOREIGN KEY (group_id) REFERENCES contact_groups_erlang (id)"</w:t>
       </w:r>
     </w:p>
     <w:p>
@@ -35847,15 +36329,23 @@
         <w:pStyle w:val="SourceCode"/>
       </w:pPr>
       <w:r>
-        <w:t>-define(COUNT_CONTACTS, "SELECT COUNT(*) AS total FROM contacts").</w:t>
-      </w:r>
-    </w:p>
-    <w:p>
-      <w:pPr>
-        <w:pStyle w:val="SourceCode"/>
-      </w:pPr>
-      <w:r>
-        <w:t>-define(BY_NAME, "SELECT id, name, email, phone FROM contacts ORDER BY name, id").</w:t>
+        <w:t>-define(COUNT_CONTACTS, "SELECT COUNT(*) AS total FROM contacts_erlang").</w:t>
+      </w:r>
+    </w:p>
+    <w:p>
+      <w:pPr>
+        <w:pStyle w:val="SourceCode"/>
+      </w:pPr>
+      <w:r>
+        <w:t>-define(BY_NAME,</w:t>
+      </w:r>
+    </w:p>
+    <w:p>
+      <w:pPr>
+        <w:pStyle w:val="SourceCode"/>
+      </w:pPr>
+      <w:r>
+        <w:t xml:space="preserve">        "SELECT id, name, email, phone FROM contacts_erlang ORDER BY name, id").</w:t>
       </w:r>
     </w:p>
     <w:p>
@@ -35871,7 +36361,7 @@
         <w:pStyle w:val="SourceCode"/>
       </w:pPr>
       <w:r>
-        <w:t xml:space="preserve">        "INSERT INTO contacts (name, email, phone) VALUES (?, ?, ?)").</w:t>
+        <w:t xml:space="preserve">        "INSERT INTO contacts_erlang (name, email, phone) VALUES (?, ?, ?)").</w:t>
       </w:r>
     </w:p>
     <w:p>
@@ -37006,23 +37496,23 @@
         <w:pStyle w:val="SourceCode"/>
       </w:pPr>
       <w:r>
-        <w:t>%% refused statement, so contacts is never tried after a failed</w:t>
-      </w:r>
-    </w:p>
-    <w:p>
-      <w:pPr>
-        <w:pStyle w:val="SourceCode"/>
-      </w:pPr>
-      <w:r>
-        <w:t>%% contact_groups. On the first start this creates them; on every later</w:t>
-      </w:r>
-    </w:p>
-    <w:p>
-      <w:pPr>
-        <w:pStyle w:val="SourceCode"/>
-      </w:pPr>
-      <w:r>
-        <w:t>%% start it changes nothing, so the saved contacts stay.</w:t>
+        <w:t>%% refused statement, so contacts_erlang is never tried after a failed</w:t>
+      </w:r>
+    </w:p>
+    <w:p>
+      <w:pPr>
+        <w:pStyle w:val="SourceCode"/>
+      </w:pPr>
+      <w:r>
+        <w:t>%% contact_groups_erlang. On the first start this creates them; on every</w:t>
+      </w:r>
+    </w:p>
+    <w:p>
+      <w:pPr>
+        <w:pStyle w:val="SourceCode"/>
+      </w:pPr>
+      <w:r>
+        <w:t>%% later start it changes nothing, so the saved contacts stay.</w:t>
       </w:r>
     </w:p>
     <w:p>
@@ -38241,7 +38731,7 @@
         <w:pStyle w:val="ListBullet"/>
       </w:pPr>
       <w:r>
-        <w:t>Contacts stored: 0 proves a new database. If you ran the project before, in any language, it shows how many contacts the database already holds; see Starting Over in Project Setup.</w:t>
+        <w:t>Contacts stored: 0 proves new, empty tables. If you ran this language's programs before, it shows how many contacts its tables already hold; see Starting Over in Project Setup.</w:t>
       </w:r>
     </w:p>
     <w:p>
@@ -38471,23 +38961,39 @@
         <w:pStyle w:val="SourceCode"/>
       </w:pPr>
       <w:r>
-        <w:t>%% contact_groups comes first, because contacts' FOREIGN KEY names it</w:t>
-      </w:r>
-    </w:p>
-    <w:p>
-      <w:pPr>
-        <w:pStyle w:val="SourceCode"/>
-      </w:pPr>
-      <w:r>
-        <w:t>%% (Lesson 4.11). INDEX idx_contacts_name (name) is Lesson 4.12's index,</w:t>
-      </w:r>
-    </w:p>
-    <w:p>
-      <w:pPr>
-        <w:pStyle w:val="SourceCode"/>
-      </w:pPr>
-      <w:r>
-        <w:t>%% written inside CREATE TABLE, so it is made with the table, once.</w:t>
+        <w:t>%% Remember, each language has its own tables (Lesson 4.4a).</w:t>
+      </w:r>
+    </w:p>
+    <w:p>
+      <w:pPr>
+        <w:pStyle w:val="SourceCode"/>
+      </w:pPr>
+      <w:r>
+        <w:t>%% contact_groups_erlang comes first, because the FOREIGN KEY of</w:t>
+      </w:r>
+    </w:p>
+    <w:p>
+      <w:pPr>
+        <w:pStyle w:val="SourceCode"/>
+      </w:pPr>
+      <w:r>
+        <w:t>%% contacts_erlang names it (Lesson 4.11). INDEX idx_contacts_erlang_name</w:t>
+      </w:r>
+    </w:p>
+    <w:p>
+      <w:pPr>
+        <w:pStyle w:val="SourceCode"/>
+      </w:pPr>
+      <w:r>
+        <w:t>%% (name) is Lesson 4.12's index, written inside CREATE TABLE, so it is</w:t>
+      </w:r>
+    </w:p>
+    <w:p>
+      <w:pPr>
+        <w:pStyle w:val="SourceCode"/>
+      </w:pPr>
+      <w:r>
+        <w:t>%% made with the table, once.</w:t>
       </w:r>
     </w:p>
     <w:p>
@@ -38511,7 +39017,7 @@
         <w:pStyle w:val="SourceCode"/>
       </w:pPr>
       <w:r>
-        <w:t xml:space="preserve">        "CREATE TABLE IF NOT EXISTS contact_groups ("</w:t>
+        <w:t xml:space="preserve">        "CREATE TABLE IF NOT EXISTS contact_groups_erlang ("</w:t>
       </w:r>
     </w:p>
     <w:p>
@@ -38551,7 +39057,7 @@
         <w:pStyle w:val="SourceCode"/>
       </w:pPr>
       <w:r>
-        <w:t xml:space="preserve">        "CREATE TABLE IF NOT EXISTS contacts ("</w:t>
+        <w:t xml:space="preserve">        "CREATE TABLE IF NOT EXISTS contacts_erlang ("</w:t>
       </w:r>
     </w:p>
     <w:p>
@@ -38599,15 +39105,15 @@
         <w:pStyle w:val="SourceCode"/>
       </w:pPr>
       <w:r>
-        <w:t xml:space="preserve">        "INDEX idx_contacts_name (name), "</w:t>
-      </w:r>
-    </w:p>
-    <w:p>
-      <w:pPr>
-        <w:pStyle w:val="SourceCode"/>
-      </w:pPr>
-      <w:r>
-        <w:t xml:space="preserve">        "FOREIGN KEY (group_id) REFERENCES contact_groups (id)"</w:t>
+        <w:t xml:space="preserve">        "INDEX idx_contacts_erlang_name (name), "</w:t>
+      </w:r>
+    </w:p>
+    <w:p>
+      <w:pPr>
+        <w:pStyle w:val="SourceCode"/>
+      </w:pPr>
+      <w:r>
+        <w:t xml:space="preserve">        "FOREIGN KEY (group_id) REFERENCES contact_groups_erlang (id)"</w:t>
       </w:r>
     </w:p>
     <w:p>
@@ -38668,23 +39174,39 @@
         <w:pStyle w:val="SourceCode"/>
       </w:pPr>
       <w:r>
-        <w:t xml:space="preserve">        "SELECT contacts.id, contacts.name, contacts.email, contacts.phone, "</w:t>
-      </w:r>
-    </w:p>
-    <w:p>
-      <w:pPr>
-        <w:pStyle w:val="SourceCode"/>
-      </w:pPr>
-      <w:r>
-        <w:t xml:space="preserve">        "contact_groups.name AS group_name FROM contacts "</w:t>
-      </w:r>
-    </w:p>
-    <w:p>
-      <w:pPr>
-        <w:pStyle w:val="SourceCode"/>
-      </w:pPr>
-      <w:r>
-        <w:t xml:space="preserve">        "LEFT JOIN contact_groups ON contacts.group_id = contact_groups.id ").</w:t>
+        <w:t xml:space="preserve">        "SELECT contacts_erlang.id, contacts_erlang.name, contacts_erlang.email, "</w:t>
+      </w:r>
+    </w:p>
+    <w:p>
+      <w:pPr>
+        <w:pStyle w:val="SourceCode"/>
+      </w:pPr>
+      <w:r>
+        <w:t xml:space="preserve">        "contacts_erlang.phone, contact_groups_erlang.name AS group_name "</w:t>
+      </w:r>
+    </w:p>
+    <w:p>
+      <w:pPr>
+        <w:pStyle w:val="SourceCode"/>
+      </w:pPr>
+      <w:r>
+        <w:t xml:space="preserve">        "FROM contacts_erlang "</w:t>
+      </w:r>
+    </w:p>
+    <w:p>
+      <w:pPr>
+        <w:pStyle w:val="SourceCode"/>
+      </w:pPr>
+      <w:r>
+        <w:t xml:space="preserve">        "LEFT JOIN contact_groups_erlang "</w:t>
+      </w:r>
+    </w:p>
+    <w:p>
+      <w:pPr>
+        <w:pStyle w:val="SourceCode"/>
+      </w:pPr>
+      <w:r>
+        <w:t xml:space="preserve">        "ON contacts_erlang.group_id = contact_groups_erlang.id ").</w:t>
       </w:r>
     </w:p>
     <w:p>
@@ -38716,15 +39238,23 @@
         <w:pStyle w:val="SourceCode"/>
       </w:pPr>
       <w:r>
-        <w:t>-define(BY_NAME, ?SELECT_CONTACTS "ORDER BY contacts.name, contacts.id").</w:t>
-      </w:r>
-    </w:p>
-    <w:p>
-      <w:pPr>
-        <w:pStyle w:val="SourceCode"/>
-      </w:pPr>
-      <w:r>
-        <w:t>-define(NEWEST_FIRST, ?SELECT_CONTACTS "ORDER BY contacts.id DESC").</w:t>
+        <w:t>-define(BY_NAME,</w:t>
+      </w:r>
+    </w:p>
+    <w:p>
+      <w:pPr>
+        <w:pStyle w:val="SourceCode"/>
+      </w:pPr>
+      <w:r>
+        <w:t xml:space="preserve">        ?SELECT_CONTACTS "ORDER BY contacts_erlang.name, contacts_erlang.id").</w:t>
+      </w:r>
+    </w:p>
+    <w:p>
+      <w:pPr>
+        <w:pStyle w:val="SourceCode"/>
+      </w:pPr>
+      <w:r>
+        <w:t>-define(NEWEST_FIRST, ?SELECT_CONTACTS "ORDER BY contacts_erlang.id DESC").</w:t>
       </w:r>
     </w:p>
     <w:p>
@@ -38740,7 +39270,15 @@
         <w:pStyle w:val="SourceCode"/>
       </w:pPr>
       <w:r>
-        <w:t xml:space="preserve">        ?SELECT_CONTACTS "WHERE contacts.name = ? ORDER BY contacts.id").</w:t>
+        <w:t xml:space="preserve">        ?SELECT_CONTACTS "WHERE contacts_erlang.name = ? "</w:t>
+      </w:r>
+    </w:p>
+    <w:p>
+      <w:pPr>
+        <w:pStyle w:val="SourceCode"/>
+      </w:pPr>
+      <w:r>
+        <w:t xml:space="preserve">        "ORDER BY contacts_erlang.id").</w:t>
       </w:r>
     </w:p>
     <w:p>
@@ -38756,15 +39294,23 @@
         <w:pStyle w:val="SourceCode"/>
       </w:pPr>
       <w:r>
-        <w:t xml:space="preserve">        ?SELECT_CONTACTS "WHERE contacts.email LIKE ? ORDER BY contacts.id").</w:t>
-      </w:r>
-    </w:p>
-    <w:p>
-      <w:pPr>
-        <w:pStyle w:val="SourceCode"/>
-      </w:pPr>
-      <w:r>
-        <w:t>-define(COUNT_CONTACTS, "SELECT COUNT(*) AS total FROM contacts").</w:t>
+        <w:t xml:space="preserve">        ?SELECT_CONTACTS "WHERE contacts_erlang.email LIKE ? "</w:t>
+      </w:r>
+    </w:p>
+    <w:p>
+      <w:pPr>
+        <w:pStyle w:val="SourceCode"/>
+      </w:pPr>
+      <w:r>
+        <w:t xml:space="preserve">        "ORDER BY contacts_erlang.id").</w:t>
+      </w:r>
+    </w:p>
+    <w:p>
+      <w:pPr>
+        <w:pStyle w:val="SourceCode"/>
+      </w:pPr>
+      <w:r>
+        <w:t>-define(COUNT_CONTACTS, "SELECT COUNT(*) AS total FROM contacts_erlang").</w:t>
       </w:r>
     </w:p>
     <w:p>
@@ -38793,15 +39339,15 @@
         <w:pStyle w:val="SourceCode"/>
       </w:pPr>
       <w:r>
-        <w:t>-define(FIND_GROUP, "SELECT id FROM contact_groups WHERE name = ?").</w:t>
-      </w:r>
-    </w:p>
-    <w:p>
-      <w:pPr>
-        <w:pStyle w:val="SourceCode"/>
-      </w:pPr>
-      <w:r>
-        <w:t>-define(INSERT_GROUP, "INSERT INTO contact_groups (name) VALUES (?)").</w:t>
+        <w:t>-define(FIND_GROUP, "SELECT id FROM contact_groups_erlang WHERE name = ?").</w:t>
+      </w:r>
+    </w:p>
+    <w:p>
+      <w:pPr>
+        <w:pStyle w:val="SourceCode"/>
+      </w:pPr>
+      <w:r>
+        <w:t>-define(INSERT_GROUP, "INSERT INTO contact_groups_erlang (name) VALUES (?)").</w:t>
       </w:r>
     </w:p>
     <w:p>
@@ -38817,7 +39363,7 @@
         <w:pStyle w:val="SourceCode"/>
       </w:pPr>
       <w:r>
-        <w:t xml:space="preserve">        "INSERT INTO contacts (name, email, phone, group_id) "</w:t>
+        <w:t xml:space="preserve">        "INSERT INTO contacts_erlang (name, email, phone, group_id) "</w:t>
       </w:r>
     </w:p>
     <w:p>
@@ -38833,15 +39379,15 @@
         <w:pStyle w:val="SourceCode"/>
       </w:pPr>
       <w:r>
-        <w:t>-define(UPDATE_PHONE, "UPDATE contacts SET phone = ? WHERE id = ?").</w:t>
-      </w:r>
-    </w:p>
-    <w:p>
-      <w:pPr>
-        <w:pStyle w:val="SourceCode"/>
-      </w:pPr>
-      <w:r>
-        <w:t>-define(DELETE_CONTACT, "DELETE FROM contacts WHERE id = ?").</w:t>
+        <w:t>-define(UPDATE_PHONE, "UPDATE contacts_erlang SET phone = ? WHERE id = ?").</w:t>
+      </w:r>
+    </w:p>
+    <w:p>
+      <w:pPr>
+        <w:pStyle w:val="SourceCode"/>
+      </w:pPr>
+      <w:r>
+        <w:t>-define(DELETE_CONTACT, "DELETE FROM contacts_erlang WHERE id = ?").</w:t>
       </w:r>
     </w:p>
     <w:p>
@@ -44232,7 +44778,7 @@
         <w:pStyle w:val="ListBullet"/>
       </w:pPr>
       <w:r>
-        <w:t>Run 1's Contacts stored: 2 proves the database is shared: a different program, the Production-Minded one, finds the two contacts the Basic program stored.</w:t>
+        <w:t>Run 1's Contacts stored: 2 proves the language's tables are shared by its two programs: a different program, the Production-Minded one, finds the two contacts the Basic program stored.</w:t>
       </w:r>
     </w:p>
     <w:p>
@@ -44264,7 +44810,7 @@
         <w:pStyle w:val="ListBullet"/>
       </w:pPr>
       <w:r>
-        <w:t>If Run 1 starts with a number other than Contacts stored: 2, the database holds contacts from earlier runs: run Starting Over, then the Basic block and these blocks again.</w:t>
+        <w:t>If Run 1 starts with a number other than Contacts stored: 2, the language's tables hold contacts from earlier runs: run Starting Over, then the Basic block and these blocks again.</w:t>
       </w:r>
     </w:p>
     <w:p>
@@ -44506,10 +45052,10 @@
     </w:p>
     <w:p>
       <w:r>
-        <w:t>Both versions make sure the database and both tables exist at every start, never drop anything, count the stored contacts, validate every answer before sending it, and send every value as a parameter. Both stop with exit code 1 when the start fails, and report a refused command or statement with one Error line and carry on. The Basic version keeps everything in one module, offers list and add, and adds no groups, but creates the full schema because the two versions share one database; it names only error 10</w:t>
-      </w:r>
-      <w:r>
-        <w:t>62 in the user's words. The Production-Minded version moves the database work into contacts.erl, keeps the loop and the questions in main.erl, offers every command the curriculum asks for, adds a contact and its group in one transaction, and reports every error through user_message. Both stop each connection with mysql:stop, the database connection in the after part of try, even after an error.</w:t>
+        <w:t>Both versions make sure the database and both tables exist at every start, never drop anything, count the stored contacts, validate every answer before sending it, and send every value as a parameter. Both stop with exit code 1 when the start fails, and report a refused command or statement with one Error line and carry on. The Basic version keeps everything in one module, offers list and add, and adds no groups, but creates the full schema because the two versions share the language's tables; it names only</w:t>
+      </w:r>
+      <w:r>
+        <w:t xml:space="preserve"> error 1062 in the user's words. The Production-Minded version moves the database work into contacts.erl, keeps the loop and the questions in main.erl, offers every command the curriculum asks for, adds a contact and its group in one transaction, and reports every error through user_message. Both stop each connection with mysql:stop, the database connection in the after part of try, even after an error.</w:t>
       </w:r>
     </w:p>
     <w:p>
@@ -54216,7 +54762,7 @@
         <w:pStyle w:val="ListBullet"/>
       </w:pPr>
       <w:r>
-        <w:t>To match the screens line for line, an Assembly, Rust, or Erlang run starts from a new, empty spa_contact_manager (Starting Over in Project Setup), then runs its Basic block, its Build and Run block, and its Typed Run, in that order. Solidity starts from a new anvil and runs its blocks in order.</w:t>
+        <w:t>To match the screens line for line, an Assembly, Rust, or Erlang run starts from empty tables of its own (Starting Over in Project Setup), then runs its Basic block, its Build and Run block, and its Typed Run, in that order. Solidity starts from a new anvil and runs its blocks in order.</w:t>
       </w:r>
     </w:p>
     <w:p>
@@ -55266,7 +55812,7 @@
     </w:p>
     <w:p>
       <w:r>
-        <w:t>After an Assembly, Rust, or Erlang Typed Run, ask the server about both tables yourself, from the mysql client: a second connection, separate from the program's, which sees only committed data.</w:t>
+        <w:t>After an Assembly, Rust, or Erlang Typed Run, ask the server about both tables yourself, from the mysql client: a second connection, separate from the program's, which sees only committed data. The queries read the Rust programs' tables, contact_groups_rust and contacts_rust; put contact_groups_assembly and contacts_assembly, or contact_groups_erlang and contacts_erlang, in their place to read another language's.</w:t>
       </w:r>
     </w:p>
     <w:p>
@@ -55315,7 +55861,7 @@
         <w:keepNext/>
       </w:pPr>
       <w:r>
-        <w:t xml:space="preserve">    -e "SELECT id, name FROM contact_groups ORDER BY id"</w:t>
+        <w:t xml:space="preserve">    -e "SELECT id, name FROM contact_groups_rust ORDER BY id"</w:t>
       </w:r>
     </w:p>
     <w:p>
@@ -55333,7 +55879,7 @@
         <w:keepNext/>
       </w:pPr>
       <w:r>
-        <w:t xml:space="preserve">    -e "SELECT id, name, phone, group_id FROM contacts ORDER BY id"</w:t>
+        <w:t xml:space="preserve">    -e "SELECT id, name, phone, group_id FROM contacts_rust ORDER BY id"</w:t>
       </w:r>
     </w:p>
     <w:p>
@@ -55381,7 +55927,7 @@
         <w:keepNext/>
       </w:pPr>
       <w:r>
-        <w:t xml:space="preserve">    -e "SELECT id, name FROM contact_groups ORDER BY id"</w:t>
+        <w:t xml:space="preserve">    -e "SELECT id, name FROM contact_groups_rust ORDER BY id"</w:t>
       </w:r>
     </w:p>
     <w:p>
@@ -55399,7 +55945,7 @@
         <w:keepNext/>
       </w:pPr>
       <w:r>
-        <w:t xml:space="preserve">    -e "SELECT id, name, phone, group_id FROM contacts ORDER BY id"</w:t>
+        <w:t xml:space="preserve">    -e "SELECT id, name, phone, group_id FROM contacts_rust ORDER BY id"</w:t>
       </w:r>
     </w:p>
     <w:p>
@@ -55420,7 +55966,7 @@
         <w:keepNext/>
       </w:pPr>
       <w:r>
-        <w:t>The two queries print these tables:</w:t>
+        <w:t>The two queries print these tables, and each language's tables hold the same rows:</w:t>
       </w:r>
     </w:p>
     <w:p>
@@ -55619,7 +56165,7 @@
         <w:pStyle w:val="ListBullet"/>
       </w:pPr>
       <w:r>
-        <w:t>Running a language's blocks against a database that already holds contacts and expecting this project's screens. The program is right: it continues from what is stored, so its counts and ids are higher, and an add of an email that is already stored is refused. Run Starting Over first only if you want the screens to match.</w:t>
+        <w:t>Running a language's blocks against tables that already hold contacts and expecting this project's screens. The program is right: it continues from what is stored, so its counts and ids are higher, and an add of an email that is already stored is refused. Run Starting Over first only if you want the screens to match.</w:t>
       </w:r>
     </w:p>
     <w:p>
@@ -55755,7 +56301,10 @@
         <w:pStyle w:val="ListBullet"/>
       </w:pPr>
       <w:r>
-        <w:t>In the contacts module, add the statement UPDATE contacts SET email = ? WHERE id = ? and a function change_email built like change_phone: it trims the new email, checks it with validate_email instead of validate_phone, sends the UPDATE, and prints Updated contact, the id, email to, the new email, and the rows matched, or No contact with id when it matched 0 rows. A taken email is refused by the UNIQUE constraint with error 1062, and report_error already words it.</w:t>
+        <w:t>In the contacts module, add the statement UPDATE contacts_assembly SET email = ? WHERE id = ?, with your language's table in place of contacts_assembly, and a function change_email built like change_phone: it trims the new email, checks it with validate_email instead of validate_phone, sends the UPDATE, and prints Updated contact, the id, email to, the new email, and the rows matched, or No contact with id when it matched 0 rows. A taken email is refused by the UNIQUE constraint with error 1062, and report_</w:t>
+      </w:r>
+      <w:r>
+        <w:t>error already words it.</w:t>
       </w:r>
     </w:p>
     <w:p>
@@ -55779,10 +56328,10 @@
         <w:pStyle w:val="ListBullet2"/>
       </w:pPr>
       <w:r>
-        <w:t>Assembly: In contacts.asm, add global change_email beside global remove_contact; below delete_contact_sql, add update_email_sql db "UPDATE contacts SET email = ? WHERE id = ?", 0; and above not_matched_line add updated_email_line db "Updated contact %d email to %s (rows matched: %lld)", 10, 0. Write change_email (rcx the connection, edx the id, r8 the new email) before remove_contact, as a copy of change_phone that copies into email_copy, checks with validate_email instead of validate_phone, binds update_bi</w:t>
-      </w:r>
-      <w:r>
-        <w:t>nds for update_email_sql, and prints updated_email_line. In main.asm, add extern change_email, new_email_prompt db "New email: ", 0, and email_command db "email", 0; write run_email before run_find, as a copy of run_update that asks New email: into email_answer and calls change_email; and in main, add the email check after delete's, with a label .email that calls run_email and jumps to .next_command.</w:t>
+        <w:t xml:space="preserve">Assembly: In contacts.asm, add global change_email beside global remove_contact; below delete_contact_sql, add update_email_sql db "UPDATE contacts_assembly SET email = ? WHERE id = ?", 0; and above not_matched_line add updated_email_line db "Updated contact %d email to %s (rows matched: %lld)", 10, 0. Write change_email (rcx the connection, edx the id, r8 the new email) before remove_contact, as a copy of change_phone that copies into email_copy, checks with validate_email instead of validate_phone, binds </w:t>
+      </w:r>
+      <w:r>
+        <w:t>update_binds for update_email_sql, and prints updated_email_line. In main.asm, add extern change_email, new_email_prompt db "New email: ", 0, and email_command db "email", 0; write run_email before run_find, as a copy of run_update that asks New email: into email_answer and calls change_email; and in main, add the email check after delete's, with a label .email that calls run_email and jumps to .next_command.</w:t>
       </w:r>
     </w:p>
     <w:p>
@@ -55790,10 +56339,10 @@
         <w:pStyle w:val="ListBullet2"/>
       </w:pPr>
       <w:r>
-        <w:t>Rust: In contacts.rs, below DELETE_CONTACT, add const UPDATE_EMAIL: &amp;str = "UPDATE contacts SET email = ? WHERE id = ?";. Write pub fn change_email(connection: &amp;mut Conn, contact_id: u32, new_email: &amp;str) before remove_contact, as a copy of change_phone that checks the trimmed email with validate_email and sends (email, contact_id). In main.rs, write run_email before run_find, as a copy of run_update that asks New email: and calls contacts::change_email, and add its branch, else if command == "email", befor</w:t>
-      </w:r>
-      <w:r>
-        <w:t>e find's.</w:t>
+        <w:t xml:space="preserve">Rust: In contacts.rs, below DELETE_CONTACT, add const UPDATE_EMAIL: &amp;str = "UPDATE contacts_rust SET email = ? WHERE id = ?";. Write pub fn change_email(connection: &amp;mut Conn, contact_id: u32, new_email: &amp;str) before remove_contact, as a copy of change_phone that checks the trimmed email with validate_email and sends (email, contact_id). In main.rs, write run_email before run_find, as a copy of run_update that asks New email: and calls contacts::change_email, and add its branch, else if command == "email", </w:t>
+      </w:r>
+      <w:r>
+        <w:t>before find's.</w:t>
       </w:r>
     </w:p>
     <w:p>
@@ -55801,10 +56350,10 @@
         <w:pStyle w:val="ListBullet2"/>
       </w:pPr>
       <w:r>
-        <w:t>Erlang: In contacts.erl, add change_email/3 to the -export list, and below DELETE_CONTACT add -define(UPDATE_EMAIL, "UPDATE contacts SET email = ? WHERE id = ?").. Write change_email(Connection, ContactId, NewEmail) before remove_contact, as a copy of change_phone that checks the trimmed email with validate_email and sends [Email, ContactId]. In main.erl, write run_email before run_find, as a copy of run_update that asks New email: and calls contacts:change_email, and add Command == "email" -&gt; run_email(Con</w:t>
-      </w:r>
-      <w:r>
-        <w:t>nection), SortOrder; to run_command, before find's line.</w:t>
+        <w:t>Erlang: In contacts.erl, add change_email/3 to the -export list, and below DELETE_CONTACT add -define(UPDATE_EMAIL, "UPDATE contacts_erlang SET email = ? WHERE id = ?").. Write change_email(Connection, ContactId, NewEmail) before remove_contact, as a copy of change_phone that checks the trimmed email with validate_email and sends [Email, ContactId]. In main.erl, write run_email before run_find, as a copy of run_update that asks New email: and calls contacts:change_email, and add Command == "email" -&gt; run_em</w:t>
+      </w:r>
+      <w:r>
+        <w:t>ail(Connection), SortOrder; to run_command, before find's line.</w:t>
       </w:r>
     </w:p>
     <w:p>
@@ -55835,7 +56384,7 @@
     </w:p>
     <w:p>
       <w:r>
-        <w:t>Run the program from the database the typed run leaves, and type the commands and answers of the Required Exercise Output below, after Solidity's lines. The output must match it, and $LASTEXITCODE must print 0. The last change puts Grace Hopper's email back, so the database is as it was.</w:t>
+        <w:t>Run the program from the tables the typed run leaves, and type the commands and answers of the Required Exercise Output below, after Solidity's lines. The output must match it, and $LASTEXITCODE must print 0. The last change puts Grace Hopper's email back, so the tables are as they were.</w:t>
       </w:r>
     </w:p>
     <w:p>
@@ -56022,7 +56571,7 @@
         <w:keepNext/>
       </w:pPr>
       <w:r>
-        <w:t>Starting from the database the typed run leaves, with the commands and answers shown after each prompt, and exit code 0:</w:t>
+        <w:t>Starting from the tables the typed run leaves, with the commands and answers shown after each prompt, and exit code 0:</w:t>
       </w:r>
     </w:p>
     <w:p>
@@ -56211,7 +56760,7 @@
         <w:pStyle w:val="ListBullet"/>
       </w:pPr>
       <w:r>
-        <w:t>In the contacts module, add the query FIND_BY_GROUP. It reads the same five columns as the list queries, but with Lesson 4.11a's INNER JOIN, which keeps only the contacts that have a group, and WHERE contact_groups.name = ? ORDER BY contacts.name, contacts.id:</w:t>
+        <w:t>In the contacts module, add the query FIND_BY_GROUP. It reads the same five columns as the list queries, but with Lesson 4.11a's INNER JOIN, which keeps only the contacts that have a group, and WHERE on the group's name, ORDER BY name, then id. This is Assembly's; Rust's and Erlang's name their own tables, contacts_rust and contact_groups_rust, or contacts_erlang and contact_groups_erlang:</w:t>
       </w:r>
     </w:p>
     <w:p>
@@ -56225,7 +56774,7 @@
         <w:keepNext/>
       </w:pPr>
       <w:r>
-        <w:t>SELECT contacts.id, contacts.name, contacts.email, contacts.phone,</w:t>
+        <w:t>SELECT contacts_assembly.id, contacts_assembly.name,</w:t>
       </w:r>
     </w:p>
     <w:p>
@@ -56234,7 +56783,7 @@
         <w:keepNext/>
       </w:pPr>
       <w:r>
-        <w:t>contact_groups.name AS group_name FROM contacts</w:t>
+        <w:t>contacts_assembly.email, contacts_assembly.phone,</w:t>
       </w:r>
     </w:p>
     <w:p>
@@ -56243,15 +56792,51 @@
         <w:keepNext/>
       </w:pPr>
       <w:r>
-        <w:t>INNER JOIN contact_groups ON contacts.group_id = contact_groups.id</w:t>
+        <w:t>contact_groups_assembly.name AS group_name</w:t>
       </w:r>
     </w:p>
     <w:p>
       <w:pPr>
         <w:pStyle w:val="RequiredOutput"/>
-      </w:pPr>
-      <w:r>
-        <w:t>WHERE contact_groups.name = ? ORDER BY contacts.name, contacts.id</w:t>
+        <w:keepNext/>
+      </w:pPr>
+      <w:r>
+        <w:t>FROM contacts_assembly</w:t>
+      </w:r>
+    </w:p>
+    <w:p>
+      <w:pPr>
+        <w:pStyle w:val="RequiredOutput"/>
+        <w:keepNext/>
+      </w:pPr>
+      <w:r>
+        <w:t>INNER JOIN contact_groups_assembly</w:t>
+      </w:r>
+    </w:p>
+    <w:p>
+      <w:pPr>
+        <w:pStyle w:val="RequiredOutput"/>
+        <w:keepNext/>
+      </w:pPr>
+      <w:r>
+        <w:t>ON contacts_assembly.group_id = contact_groups_assembly.id</w:t>
+      </w:r>
+    </w:p>
+    <w:p>
+      <w:pPr>
+        <w:pStyle w:val="RequiredOutput"/>
+        <w:keepNext/>
+      </w:pPr>
+      <w:r>
+        <w:t>WHERE contact_groups_assembly.name = ?</w:t>
+      </w:r>
+    </w:p>
+    <w:p>
+      <w:pPr>
+        <w:pStyle w:val="RequiredOutput"/>
+      </w:pPr>
+      <w:r>
+        <w:t>ORDER BY contacts_assembly.name, contacts_assembly.id</w:t>
       </w:r>
     </w:p>
     <w:p>
@@ -56323,7 +56908,7 @@
         <w:keepNext/>
       </w:pPr>
       <w:r>
-        <w:t>Run it from the database the typed run leaves, and type the commands and answers of the Required Challenge Output below, after Solidity's lines: Work lists Alan Turing and Mary Jackson, by name, and Friends, which no contact has, prints No contacts found, an outcome, not an error. With the Exercise as well, the output must match the Required Combined Output, after the Required Challenge Output. Solidity logs the Challenge's lines with ContactBook's ready line first, as in its other runs:</w:t>
+        <w:t>Run it from the tables the typed run leaves, and type the commands and answers of the Required Challenge Output below, after Solidity's lines: Work lists Alan Turing and Mary Jackson, by name, and Friends, which no contact has, prints No contacts found, an outcome, not an error. With the Exercise as well, the output must match the Required Combined Output, after the Required Challenge Output. Solidity logs the Challenge's lines with ContactBook's ready line first, as in its other runs:</w:t>
       </w:r>
     </w:p>
     <w:p>
@@ -56712,7 +57297,7 @@
         <w:keepNext/>
       </w:pPr>
       <w:r>
-        <w:t>Starting from the database the typed run leaves, with the commands and answers shown after each prompt, and exit code 0:</w:t>
+        <w:t>Starting from the tables the typed run leaves, with the commands and answers shown after each prompt, and exit code 0:</w:t>
       </w:r>
     </w:p>
     <w:p>
@@ -56859,7 +57444,7 @@
         <w:keepNext/>
       </w:pPr>
       <w:r>
-        <w:t>Starting from the database the typed run leaves, with the commands and answers shown after each prompt, and exit code 0:</w:t>
+        <w:t>Starting from the tables the typed run leaves, with the commands and answers shown after each prompt, and exit code 0:</w:t>
       </w:r>
     </w:p>
     <w:p>
@@ -57392,31 +57977,31 @@
       </w:rPr>
     </w:lvl>
   </w:abstractNum>
-  <w:num w:numId="1" w16cid:durableId="1209800187">
+  <w:num w:numId="1" w16cid:durableId="1031608563">
     <w:abstractNumId w:val="8"/>
   </w:num>
-  <w:num w:numId="2" w16cid:durableId="1768303699">
+  <w:num w:numId="2" w16cid:durableId="1992368567">
     <w:abstractNumId w:val="6"/>
   </w:num>
-  <w:num w:numId="3" w16cid:durableId="1845392026">
+  <w:num w:numId="3" w16cid:durableId="386417922">
     <w:abstractNumId w:val="5"/>
   </w:num>
-  <w:num w:numId="4" w16cid:durableId="825558595">
+  <w:num w:numId="4" w16cid:durableId="2114128963">
     <w:abstractNumId w:val="4"/>
   </w:num>
-  <w:num w:numId="5" w16cid:durableId="2008483393">
+  <w:num w:numId="5" w16cid:durableId="315377749">
     <w:abstractNumId w:val="7"/>
   </w:num>
-  <w:num w:numId="6" w16cid:durableId="2121221710">
+  <w:num w:numId="6" w16cid:durableId="829903573">
     <w:abstractNumId w:val="3"/>
   </w:num>
-  <w:num w:numId="7" w16cid:durableId="266734724">
+  <w:num w:numId="7" w16cid:durableId="234825684">
     <w:abstractNumId w:val="2"/>
   </w:num>
-  <w:num w:numId="8" w16cid:durableId="1149588616">
+  <w:num w:numId="8" w16cid:durableId="2131628472">
     <w:abstractNumId w:val="1"/>
   </w:num>
-  <w:num w:numId="9" w16cid:durableId="2082168175">
+  <w:num w:numId="9" w16cid:durableId="1085297762">
     <w:abstractNumId w:val="0"/>
   </w:num>
 </w:numbering>
